--- a/Negocios/Actividad 3 Negocio/Propuesta tecnica de software .docx
+++ b/Negocios/Actividad 3 Negocio/Propuesta tecnica de software .docx
@@ -692,13 +692,13 @@
           <w:r>
             <w:fldChar w:fldCharType="separate"/>
           </w:r>
-          <w:hyperlink w:anchor="_Toc221697985" w:history="1">
+          <w:hyperlink w:anchor="_Toc223676096" w:history="1">
             <w:r>
               <w:rPr>
                 <w:rStyle w:val="Hipervnculo"/>
                 <w:noProof/>
               </w:rPr>
-              <w:t>Caso De Estudio: Sistema de Gestión de Reservas para un Centro Deportivo.</w:t>
+              <w:t>Estructura de la Propuesta Técnica</w:t>
             </w:r>
             <w:r>
               <w:rPr>
@@ -719,7 +719,7 @@
                 <w:noProof/>
                 <w:webHidden/>
               </w:rPr>
-              <w:instrText xml:space="preserve"> PAGEREF _Toc221697985 \h </w:instrText>
+              <w:instrText xml:space="preserve"> PAGEREF _Toc223676096 \h </w:instrText>
             </w:r>
             <w:r>
               <w:rPr>
@@ -740,6 +740,1831 @@
                 <w:webHidden/>
               </w:rPr>
               <w:t>3</w:t>
+            </w:r>
+            <w:r>
+              <w:rPr>
+                <w:noProof/>
+                <w:webHidden/>
+              </w:rPr>
+              <w:fldChar w:fldCharType="end"/>
+            </w:r>
+          </w:hyperlink>
+        </w:p>
+        <w:p>
+          <w:pPr>
+            <w:pStyle w:val="TDC2"/>
+            <w:tabs>
+              <w:tab w:val="right" w:leader="dot" w:pos="8828"/>
+            </w:tabs>
+            <w:rPr>
+              <w:rFonts w:asciiTheme="minorHAnsi" w:hAnsiTheme="minorHAnsi" w:cstheme="minorBidi"/>
+              <w:noProof/>
+              <w:kern w:val="2"/>
+              <w:sz w:val="24"/>
+              <w:szCs w:val="24"/>
+              <w14:ligatures w14:val="standardContextual"/>
+            </w:rPr>
+          </w:pPr>
+          <w:hyperlink w:anchor="_Toc223676097" w:history="1">
+            <w:r>
+              <w:rPr>
+                <w:rStyle w:val="Hipervnculo"/>
+                <w:noProof/>
+              </w:rPr>
+              <w:t>1. Datos Generales del Proyecto</w:t>
+            </w:r>
+            <w:r>
+              <w:rPr>
+                <w:noProof/>
+                <w:webHidden/>
+              </w:rPr>
+              <w:tab/>
+            </w:r>
+            <w:r>
+              <w:rPr>
+                <w:noProof/>
+                <w:webHidden/>
+              </w:rPr>
+              <w:fldChar w:fldCharType="begin"/>
+            </w:r>
+            <w:r>
+              <w:rPr>
+                <w:noProof/>
+                <w:webHidden/>
+              </w:rPr>
+              <w:instrText xml:space="preserve"> PAGEREF _Toc223676097 \h </w:instrText>
+            </w:r>
+            <w:r>
+              <w:rPr>
+                <w:noProof/>
+                <w:webHidden/>
+              </w:rPr>
+            </w:r>
+            <w:r>
+              <w:rPr>
+                <w:noProof/>
+                <w:webHidden/>
+              </w:rPr>
+              <w:fldChar w:fldCharType="separate"/>
+            </w:r>
+            <w:r>
+              <w:rPr>
+                <w:noProof/>
+                <w:webHidden/>
+              </w:rPr>
+              <w:t>3</w:t>
+            </w:r>
+            <w:r>
+              <w:rPr>
+                <w:noProof/>
+                <w:webHidden/>
+              </w:rPr>
+              <w:fldChar w:fldCharType="end"/>
+            </w:r>
+          </w:hyperlink>
+        </w:p>
+        <w:p>
+          <w:pPr>
+            <w:pStyle w:val="TDC2"/>
+            <w:tabs>
+              <w:tab w:val="right" w:leader="dot" w:pos="8828"/>
+            </w:tabs>
+            <w:rPr>
+              <w:rFonts w:asciiTheme="minorHAnsi" w:hAnsiTheme="minorHAnsi" w:cstheme="minorBidi"/>
+              <w:noProof/>
+              <w:kern w:val="2"/>
+              <w:sz w:val="24"/>
+              <w:szCs w:val="24"/>
+              <w14:ligatures w14:val="standardContextual"/>
+            </w:rPr>
+          </w:pPr>
+          <w:hyperlink w:anchor="_Toc223676098" w:history="1">
+            <w:r>
+              <w:rPr>
+                <w:rStyle w:val="Hipervnculo"/>
+                <w:noProof/>
+              </w:rPr>
+              <w:t>2. Resumen Ejecutivo</w:t>
+            </w:r>
+            <w:r>
+              <w:rPr>
+                <w:noProof/>
+                <w:webHidden/>
+              </w:rPr>
+              <w:tab/>
+            </w:r>
+            <w:r>
+              <w:rPr>
+                <w:noProof/>
+                <w:webHidden/>
+              </w:rPr>
+              <w:fldChar w:fldCharType="begin"/>
+            </w:r>
+            <w:r>
+              <w:rPr>
+                <w:noProof/>
+                <w:webHidden/>
+              </w:rPr>
+              <w:instrText xml:space="preserve"> PAGEREF _Toc223676098 \h </w:instrText>
+            </w:r>
+            <w:r>
+              <w:rPr>
+                <w:noProof/>
+                <w:webHidden/>
+              </w:rPr>
+            </w:r>
+            <w:r>
+              <w:rPr>
+                <w:noProof/>
+                <w:webHidden/>
+              </w:rPr>
+              <w:fldChar w:fldCharType="separate"/>
+            </w:r>
+            <w:r>
+              <w:rPr>
+                <w:noProof/>
+                <w:webHidden/>
+              </w:rPr>
+              <w:t>3</w:t>
+            </w:r>
+            <w:r>
+              <w:rPr>
+                <w:noProof/>
+                <w:webHidden/>
+              </w:rPr>
+              <w:fldChar w:fldCharType="end"/>
+            </w:r>
+          </w:hyperlink>
+        </w:p>
+        <w:p>
+          <w:pPr>
+            <w:pStyle w:val="TDC2"/>
+            <w:tabs>
+              <w:tab w:val="right" w:leader="dot" w:pos="8828"/>
+            </w:tabs>
+            <w:rPr>
+              <w:rFonts w:asciiTheme="minorHAnsi" w:hAnsiTheme="minorHAnsi" w:cstheme="minorBidi"/>
+              <w:noProof/>
+              <w:kern w:val="2"/>
+              <w:sz w:val="24"/>
+              <w:szCs w:val="24"/>
+              <w14:ligatures w14:val="standardContextual"/>
+            </w:rPr>
+          </w:pPr>
+          <w:hyperlink w:anchor="_Toc223676099" w:history="1">
+            <w:r>
+              <w:rPr>
+                <w:rStyle w:val="Hipervnculo"/>
+                <w:noProof/>
+              </w:rPr>
+              <w:t>3. Antecedentes</w:t>
+            </w:r>
+            <w:r>
+              <w:rPr>
+                <w:noProof/>
+                <w:webHidden/>
+              </w:rPr>
+              <w:tab/>
+            </w:r>
+            <w:r>
+              <w:rPr>
+                <w:noProof/>
+                <w:webHidden/>
+              </w:rPr>
+              <w:fldChar w:fldCharType="begin"/>
+            </w:r>
+            <w:r>
+              <w:rPr>
+                <w:noProof/>
+                <w:webHidden/>
+              </w:rPr>
+              <w:instrText xml:space="preserve"> PAGEREF _Toc223676099 \h </w:instrText>
+            </w:r>
+            <w:r>
+              <w:rPr>
+                <w:noProof/>
+                <w:webHidden/>
+              </w:rPr>
+            </w:r>
+            <w:r>
+              <w:rPr>
+                <w:noProof/>
+                <w:webHidden/>
+              </w:rPr>
+              <w:fldChar w:fldCharType="separate"/>
+            </w:r>
+            <w:r>
+              <w:rPr>
+                <w:noProof/>
+                <w:webHidden/>
+              </w:rPr>
+              <w:t>3</w:t>
+            </w:r>
+            <w:r>
+              <w:rPr>
+                <w:noProof/>
+                <w:webHidden/>
+              </w:rPr>
+              <w:fldChar w:fldCharType="end"/>
+            </w:r>
+          </w:hyperlink>
+        </w:p>
+        <w:p>
+          <w:pPr>
+            <w:pStyle w:val="TDC2"/>
+            <w:tabs>
+              <w:tab w:val="right" w:leader="dot" w:pos="8828"/>
+            </w:tabs>
+            <w:rPr>
+              <w:rFonts w:asciiTheme="minorHAnsi" w:hAnsiTheme="minorHAnsi" w:cstheme="minorBidi"/>
+              <w:noProof/>
+              <w:kern w:val="2"/>
+              <w:sz w:val="24"/>
+              <w:szCs w:val="24"/>
+              <w14:ligatures w14:val="standardContextual"/>
+            </w:rPr>
+          </w:pPr>
+          <w:hyperlink w:anchor="_Toc223676100" w:history="1">
+            <w:r>
+              <w:rPr>
+                <w:rStyle w:val="Hipervnculo"/>
+                <w:noProof/>
+              </w:rPr>
+              <w:t>4. Objetivos</w:t>
+            </w:r>
+            <w:r>
+              <w:rPr>
+                <w:noProof/>
+                <w:webHidden/>
+              </w:rPr>
+              <w:tab/>
+            </w:r>
+            <w:r>
+              <w:rPr>
+                <w:noProof/>
+                <w:webHidden/>
+              </w:rPr>
+              <w:fldChar w:fldCharType="begin"/>
+            </w:r>
+            <w:r>
+              <w:rPr>
+                <w:noProof/>
+                <w:webHidden/>
+              </w:rPr>
+              <w:instrText xml:space="preserve"> PAGEREF _Toc223676100 \h </w:instrText>
+            </w:r>
+            <w:r>
+              <w:rPr>
+                <w:noProof/>
+                <w:webHidden/>
+              </w:rPr>
+            </w:r>
+            <w:r>
+              <w:rPr>
+                <w:noProof/>
+                <w:webHidden/>
+              </w:rPr>
+              <w:fldChar w:fldCharType="separate"/>
+            </w:r>
+            <w:r>
+              <w:rPr>
+                <w:noProof/>
+                <w:webHidden/>
+              </w:rPr>
+              <w:t>3</w:t>
+            </w:r>
+            <w:r>
+              <w:rPr>
+                <w:noProof/>
+                <w:webHidden/>
+              </w:rPr>
+              <w:fldChar w:fldCharType="end"/>
+            </w:r>
+          </w:hyperlink>
+        </w:p>
+        <w:p>
+          <w:pPr>
+            <w:pStyle w:val="TDC2"/>
+            <w:tabs>
+              <w:tab w:val="right" w:leader="dot" w:pos="8828"/>
+            </w:tabs>
+            <w:rPr>
+              <w:rFonts w:asciiTheme="minorHAnsi" w:hAnsiTheme="minorHAnsi" w:cstheme="minorBidi"/>
+              <w:noProof/>
+              <w:kern w:val="2"/>
+              <w:sz w:val="24"/>
+              <w:szCs w:val="24"/>
+              <w14:ligatures w14:val="standardContextual"/>
+            </w:rPr>
+          </w:pPr>
+          <w:hyperlink w:anchor="_Toc223676101" w:history="1">
+            <w:r>
+              <w:rPr>
+                <w:rStyle w:val="Hipervnculo"/>
+                <w:noProof/>
+              </w:rPr>
+              <w:t>5. Usuarios del Sistema</w:t>
+            </w:r>
+            <w:r>
+              <w:rPr>
+                <w:noProof/>
+                <w:webHidden/>
+              </w:rPr>
+              <w:tab/>
+            </w:r>
+            <w:r>
+              <w:rPr>
+                <w:noProof/>
+                <w:webHidden/>
+              </w:rPr>
+              <w:fldChar w:fldCharType="begin"/>
+            </w:r>
+            <w:r>
+              <w:rPr>
+                <w:noProof/>
+                <w:webHidden/>
+              </w:rPr>
+              <w:instrText xml:space="preserve"> PAGEREF _Toc223676101 \h </w:instrText>
+            </w:r>
+            <w:r>
+              <w:rPr>
+                <w:noProof/>
+                <w:webHidden/>
+              </w:rPr>
+            </w:r>
+            <w:r>
+              <w:rPr>
+                <w:noProof/>
+                <w:webHidden/>
+              </w:rPr>
+              <w:fldChar w:fldCharType="separate"/>
+            </w:r>
+            <w:r>
+              <w:rPr>
+                <w:noProof/>
+                <w:webHidden/>
+              </w:rPr>
+              <w:t>4</w:t>
+            </w:r>
+            <w:r>
+              <w:rPr>
+                <w:noProof/>
+                <w:webHidden/>
+              </w:rPr>
+              <w:fldChar w:fldCharType="end"/>
+            </w:r>
+          </w:hyperlink>
+        </w:p>
+        <w:p>
+          <w:pPr>
+            <w:pStyle w:val="TDC2"/>
+            <w:tabs>
+              <w:tab w:val="right" w:leader="dot" w:pos="8828"/>
+            </w:tabs>
+            <w:rPr>
+              <w:rFonts w:asciiTheme="minorHAnsi" w:hAnsiTheme="minorHAnsi" w:cstheme="minorBidi"/>
+              <w:noProof/>
+              <w:kern w:val="2"/>
+              <w:sz w:val="24"/>
+              <w:szCs w:val="24"/>
+              <w14:ligatures w14:val="standardContextual"/>
+            </w:rPr>
+          </w:pPr>
+          <w:hyperlink w:anchor="_Toc223676102" w:history="1">
+            <w:r>
+              <w:rPr>
+                <w:rStyle w:val="Hipervnculo"/>
+                <w:noProof/>
+              </w:rPr>
+              <w:t>6. Alcance del Proyecto</w:t>
+            </w:r>
+            <w:r>
+              <w:rPr>
+                <w:noProof/>
+                <w:webHidden/>
+              </w:rPr>
+              <w:tab/>
+            </w:r>
+            <w:r>
+              <w:rPr>
+                <w:noProof/>
+                <w:webHidden/>
+              </w:rPr>
+              <w:fldChar w:fldCharType="begin"/>
+            </w:r>
+            <w:r>
+              <w:rPr>
+                <w:noProof/>
+                <w:webHidden/>
+              </w:rPr>
+              <w:instrText xml:space="preserve"> PAGEREF _Toc223676102 \h </w:instrText>
+            </w:r>
+            <w:r>
+              <w:rPr>
+                <w:noProof/>
+                <w:webHidden/>
+              </w:rPr>
+            </w:r>
+            <w:r>
+              <w:rPr>
+                <w:noProof/>
+                <w:webHidden/>
+              </w:rPr>
+              <w:fldChar w:fldCharType="separate"/>
+            </w:r>
+            <w:r>
+              <w:rPr>
+                <w:noProof/>
+                <w:webHidden/>
+              </w:rPr>
+              <w:t>4</w:t>
+            </w:r>
+            <w:r>
+              <w:rPr>
+                <w:noProof/>
+                <w:webHidden/>
+              </w:rPr>
+              <w:fldChar w:fldCharType="end"/>
+            </w:r>
+          </w:hyperlink>
+        </w:p>
+        <w:p>
+          <w:pPr>
+            <w:pStyle w:val="TDC2"/>
+            <w:tabs>
+              <w:tab w:val="right" w:leader="dot" w:pos="8828"/>
+            </w:tabs>
+            <w:rPr>
+              <w:rFonts w:asciiTheme="minorHAnsi" w:hAnsiTheme="minorHAnsi" w:cstheme="minorBidi"/>
+              <w:noProof/>
+              <w:kern w:val="2"/>
+              <w:sz w:val="24"/>
+              <w:szCs w:val="24"/>
+              <w14:ligatures w14:val="standardContextual"/>
+            </w:rPr>
+          </w:pPr>
+          <w:hyperlink w:anchor="_Toc223676103" w:history="1">
+            <w:r>
+              <w:rPr>
+                <w:rStyle w:val="Hipervnculo"/>
+                <w:noProof/>
+              </w:rPr>
+              <w:t>7. Descripción de la Solución</w:t>
+            </w:r>
+            <w:r>
+              <w:rPr>
+                <w:noProof/>
+                <w:webHidden/>
+              </w:rPr>
+              <w:tab/>
+            </w:r>
+            <w:r>
+              <w:rPr>
+                <w:noProof/>
+                <w:webHidden/>
+              </w:rPr>
+              <w:fldChar w:fldCharType="begin"/>
+            </w:r>
+            <w:r>
+              <w:rPr>
+                <w:noProof/>
+                <w:webHidden/>
+              </w:rPr>
+              <w:instrText xml:space="preserve"> PAGEREF _Toc223676103 \h </w:instrText>
+            </w:r>
+            <w:r>
+              <w:rPr>
+                <w:noProof/>
+                <w:webHidden/>
+              </w:rPr>
+            </w:r>
+            <w:r>
+              <w:rPr>
+                <w:noProof/>
+                <w:webHidden/>
+              </w:rPr>
+              <w:fldChar w:fldCharType="separate"/>
+            </w:r>
+            <w:r>
+              <w:rPr>
+                <w:noProof/>
+                <w:webHidden/>
+              </w:rPr>
+              <w:t>4</w:t>
+            </w:r>
+            <w:r>
+              <w:rPr>
+                <w:noProof/>
+                <w:webHidden/>
+              </w:rPr>
+              <w:fldChar w:fldCharType="end"/>
+            </w:r>
+          </w:hyperlink>
+        </w:p>
+        <w:p>
+          <w:pPr>
+            <w:pStyle w:val="TDC2"/>
+            <w:tabs>
+              <w:tab w:val="right" w:leader="dot" w:pos="8828"/>
+            </w:tabs>
+            <w:rPr>
+              <w:rFonts w:asciiTheme="minorHAnsi" w:hAnsiTheme="minorHAnsi" w:cstheme="minorBidi"/>
+              <w:noProof/>
+              <w:kern w:val="2"/>
+              <w:sz w:val="24"/>
+              <w:szCs w:val="24"/>
+              <w14:ligatures w14:val="standardContextual"/>
+            </w:rPr>
+          </w:pPr>
+          <w:hyperlink w:anchor="_Toc223676104" w:history="1">
+            <w:r>
+              <w:rPr>
+                <w:rStyle w:val="Hipervnculo"/>
+                <w:noProof/>
+              </w:rPr>
+              <w:t>8. Arquitectura y Tecnologías</w:t>
+            </w:r>
+            <w:r>
+              <w:rPr>
+                <w:noProof/>
+                <w:webHidden/>
+              </w:rPr>
+              <w:tab/>
+            </w:r>
+            <w:r>
+              <w:rPr>
+                <w:noProof/>
+                <w:webHidden/>
+              </w:rPr>
+              <w:fldChar w:fldCharType="begin"/>
+            </w:r>
+            <w:r>
+              <w:rPr>
+                <w:noProof/>
+                <w:webHidden/>
+              </w:rPr>
+              <w:instrText xml:space="preserve"> PAGEREF _Toc223676104 \h </w:instrText>
+            </w:r>
+            <w:r>
+              <w:rPr>
+                <w:noProof/>
+                <w:webHidden/>
+              </w:rPr>
+            </w:r>
+            <w:r>
+              <w:rPr>
+                <w:noProof/>
+                <w:webHidden/>
+              </w:rPr>
+              <w:fldChar w:fldCharType="separate"/>
+            </w:r>
+            <w:r>
+              <w:rPr>
+                <w:noProof/>
+                <w:webHidden/>
+              </w:rPr>
+              <w:t>5</w:t>
+            </w:r>
+            <w:r>
+              <w:rPr>
+                <w:noProof/>
+                <w:webHidden/>
+              </w:rPr>
+              <w:fldChar w:fldCharType="end"/>
+            </w:r>
+          </w:hyperlink>
+        </w:p>
+        <w:p>
+          <w:pPr>
+            <w:pStyle w:val="TDC2"/>
+            <w:tabs>
+              <w:tab w:val="right" w:leader="dot" w:pos="8828"/>
+            </w:tabs>
+            <w:rPr>
+              <w:rFonts w:asciiTheme="minorHAnsi" w:hAnsiTheme="minorHAnsi" w:cstheme="minorBidi"/>
+              <w:noProof/>
+              <w:kern w:val="2"/>
+              <w:sz w:val="24"/>
+              <w:szCs w:val="24"/>
+              <w14:ligatures w14:val="standardContextual"/>
+            </w:rPr>
+          </w:pPr>
+          <w:hyperlink w:anchor="_Toc223676105" w:history="1">
+            <w:r>
+              <w:rPr>
+                <w:rStyle w:val="Hipervnculo"/>
+                <w:noProof/>
+              </w:rPr>
+              <w:t>9. Metodología de Desarrollo</w:t>
+            </w:r>
+            <w:r>
+              <w:rPr>
+                <w:noProof/>
+                <w:webHidden/>
+              </w:rPr>
+              <w:tab/>
+            </w:r>
+            <w:r>
+              <w:rPr>
+                <w:noProof/>
+                <w:webHidden/>
+              </w:rPr>
+              <w:fldChar w:fldCharType="begin"/>
+            </w:r>
+            <w:r>
+              <w:rPr>
+                <w:noProof/>
+                <w:webHidden/>
+              </w:rPr>
+              <w:instrText xml:space="preserve"> PAGEREF _Toc223676105 \h </w:instrText>
+            </w:r>
+            <w:r>
+              <w:rPr>
+                <w:noProof/>
+                <w:webHidden/>
+              </w:rPr>
+            </w:r>
+            <w:r>
+              <w:rPr>
+                <w:noProof/>
+                <w:webHidden/>
+              </w:rPr>
+              <w:fldChar w:fldCharType="separate"/>
+            </w:r>
+            <w:r>
+              <w:rPr>
+                <w:noProof/>
+                <w:webHidden/>
+              </w:rPr>
+              <w:t>5</w:t>
+            </w:r>
+            <w:r>
+              <w:rPr>
+                <w:noProof/>
+                <w:webHidden/>
+              </w:rPr>
+              <w:fldChar w:fldCharType="end"/>
+            </w:r>
+          </w:hyperlink>
+        </w:p>
+        <w:p>
+          <w:pPr>
+            <w:pStyle w:val="TDC2"/>
+            <w:tabs>
+              <w:tab w:val="right" w:leader="dot" w:pos="8828"/>
+            </w:tabs>
+            <w:rPr>
+              <w:rFonts w:asciiTheme="minorHAnsi" w:hAnsiTheme="minorHAnsi" w:cstheme="minorBidi"/>
+              <w:noProof/>
+              <w:kern w:val="2"/>
+              <w:sz w:val="24"/>
+              <w:szCs w:val="24"/>
+              <w14:ligatures w14:val="standardContextual"/>
+            </w:rPr>
+          </w:pPr>
+          <w:hyperlink w:anchor="_Toc223676106" w:history="1">
+            <w:r>
+              <w:rPr>
+                <w:rStyle w:val="Hipervnculo"/>
+                <w:noProof/>
+              </w:rPr>
+              <w:t>10. Requerimientos del Sistema</w:t>
+            </w:r>
+            <w:r>
+              <w:rPr>
+                <w:noProof/>
+                <w:webHidden/>
+              </w:rPr>
+              <w:tab/>
+            </w:r>
+            <w:r>
+              <w:rPr>
+                <w:noProof/>
+                <w:webHidden/>
+              </w:rPr>
+              <w:fldChar w:fldCharType="begin"/>
+            </w:r>
+            <w:r>
+              <w:rPr>
+                <w:noProof/>
+                <w:webHidden/>
+              </w:rPr>
+              <w:instrText xml:space="preserve"> PAGEREF _Toc223676106 \h </w:instrText>
+            </w:r>
+            <w:r>
+              <w:rPr>
+                <w:noProof/>
+                <w:webHidden/>
+              </w:rPr>
+            </w:r>
+            <w:r>
+              <w:rPr>
+                <w:noProof/>
+                <w:webHidden/>
+              </w:rPr>
+              <w:fldChar w:fldCharType="separate"/>
+            </w:r>
+            <w:r>
+              <w:rPr>
+                <w:noProof/>
+                <w:webHidden/>
+              </w:rPr>
+              <w:t>6</w:t>
+            </w:r>
+            <w:r>
+              <w:rPr>
+                <w:noProof/>
+                <w:webHidden/>
+              </w:rPr>
+              <w:fldChar w:fldCharType="end"/>
+            </w:r>
+          </w:hyperlink>
+        </w:p>
+        <w:p>
+          <w:pPr>
+            <w:pStyle w:val="TDC2"/>
+            <w:tabs>
+              <w:tab w:val="right" w:leader="dot" w:pos="8828"/>
+            </w:tabs>
+            <w:rPr>
+              <w:rFonts w:asciiTheme="minorHAnsi" w:hAnsiTheme="minorHAnsi" w:cstheme="minorBidi"/>
+              <w:noProof/>
+              <w:kern w:val="2"/>
+              <w:sz w:val="24"/>
+              <w:szCs w:val="24"/>
+              <w14:ligatures w14:val="standardContextual"/>
+            </w:rPr>
+          </w:pPr>
+          <w:hyperlink w:anchor="_Toc223676107" w:history="1">
+            <w:r>
+              <w:rPr>
+                <w:rStyle w:val="Hipervnculo"/>
+                <w:noProof/>
+              </w:rPr>
+              <w:t>11. Seguridad</w:t>
+            </w:r>
+            <w:r>
+              <w:rPr>
+                <w:noProof/>
+                <w:webHidden/>
+              </w:rPr>
+              <w:tab/>
+            </w:r>
+            <w:r>
+              <w:rPr>
+                <w:noProof/>
+                <w:webHidden/>
+              </w:rPr>
+              <w:fldChar w:fldCharType="begin"/>
+            </w:r>
+            <w:r>
+              <w:rPr>
+                <w:noProof/>
+                <w:webHidden/>
+              </w:rPr>
+              <w:instrText xml:space="preserve"> PAGEREF _Toc223676107 \h </w:instrText>
+            </w:r>
+            <w:r>
+              <w:rPr>
+                <w:noProof/>
+                <w:webHidden/>
+              </w:rPr>
+            </w:r>
+            <w:r>
+              <w:rPr>
+                <w:noProof/>
+                <w:webHidden/>
+              </w:rPr>
+              <w:fldChar w:fldCharType="separate"/>
+            </w:r>
+            <w:r>
+              <w:rPr>
+                <w:noProof/>
+                <w:webHidden/>
+              </w:rPr>
+              <w:t>6</w:t>
+            </w:r>
+            <w:r>
+              <w:rPr>
+                <w:noProof/>
+                <w:webHidden/>
+              </w:rPr>
+              <w:fldChar w:fldCharType="end"/>
+            </w:r>
+          </w:hyperlink>
+        </w:p>
+        <w:p>
+          <w:pPr>
+            <w:pStyle w:val="TDC2"/>
+            <w:tabs>
+              <w:tab w:val="right" w:leader="dot" w:pos="8828"/>
+            </w:tabs>
+            <w:rPr>
+              <w:rFonts w:asciiTheme="minorHAnsi" w:hAnsiTheme="minorHAnsi" w:cstheme="minorBidi"/>
+              <w:noProof/>
+              <w:kern w:val="2"/>
+              <w:sz w:val="24"/>
+              <w:szCs w:val="24"/>
+              <w14:ligatures w14:val="standardContextual"/>
+            </w:rPr>
+          </w:pPr>
+          <w:hyperlink w:anchor="_Toc223676108" w:history="1">
+            <w:r>
+              <w:rPr>
+                <w:rStyle w:val="Hipervnculo"/>
+                <w:noProof/>
+              </w:rPr>
+              <w:t>12. Riesgos del Proyecto</w:t>
+            </w:r>
+            <w:r>
+              <w:rPr>
+                <w:noProof/>
+                <w:webHidden/>
+              </w:rPr>
+              <w:tab/>
+            </w:r>
+            <w:r>
+              <w:rPr>
+                <w:noProof/>
+                <w:webHidden/>
+              </w:rPr>
+              <w:fldChar w:fldCharType="begin"/>
+            </w:r>
+            <w:r>
+              <w:rPr>
+                <w:noProof/>
+                <w:webHidden/>
+              </w:rPr>
+              <w:instrText xml:space="preserve"> PAGEREF _Toc223676108 \h </w:instrText>
+            </w:r>
+            <w:r>
+              <w:rPr>
+                <w:noProof/>
+                <w:webHidden/>
+              </w:rPr>
+            </w:r>
+            <w:r>
+              <w:rPr>
+                <w:noProof/>
+                <w:webHidden/>
+              </w:rPr>
+              <w:fldChar w:fldCharType="separate"/>
+            </w:r>
+            <w:r>
+              <w:rPr>
+                <w:noProof/>
+                <w:webHidden/>
+              </w:rPr>
+              <w:t>6</w:t>
+            </w:r>
+            <w:r>
+              <w:rPr>
+                <w:noProof/>
+                <w:webHidden/>
+              </w:rPr>
+              <w:fldChar w:fldCharType="end"/>
+            </w:r>
+          </w:hyperlink>
+        </w:p>
+        <w:p>
+          <w:pPr>
+            <w:pStyle w:val="TDC2"/>
+            <w:tabs>
+              <w:tab w:val="right" w:leader="dot" w:pos="8828"/>
+            </w:tabs>
+            <w:rPr>
+              <w:rFonts w:asciiTheme="minorHAnsi" w:hAnsiTheme="minorHAnsi" w:cstheme="minorBidi"/>
+              <w:noProof/>
+              <w:kern w:val="2"/>
+              <w:sz w:val="24"/>
+              <w:szCs w:val="24"/>
+              <w14:ligatures w14:val="standardContextual"/>
+            </w:rPr>
+          </w:pPr>
+          <w:hyperlink w:anchor="_Toc223676109" w:history="1">
+            <w:r>
+              <w:rPr>
+                <w:rStyle w:val="Hipervnculo"/>
+                <w:noProof/>
+              </w:rPr>
+              <w:t>13. Conclusión</w:t>
+            </w:r>
+            <w:r>
+              <w:rPr>
+                <w:noProof/>
+                <w:webHidden/>
+              </w:rPr>
+              <w:tab/>
+            </w:r>
+            <w:r>
+              <w:rPr>
+                <w:noProof/>
+                <w:webHidden/>
+              </w:rPr>
+              <w:fldChar w:fldCharType="begin"/>
+            </w:r>
+            <w:r>
+              <w:rPr>
+                <w:noProof/>
+                <w:webHidden/>
+              </w:rPr>
+              <w:instrText xml:space="preserve"> PAGEREF _Toc223676109 \h </w:instrText>
+            </w:r>
+            <w:r>
+              <w:rPr>
+                <w:noProof/>
+                <w:webHidden/>
+              </w:rPr>
+            </w:r>
+            <w:r>
+              <w:rPr>
+                <w:noProof/>
+                <w:webHidden/>
+              </w:rPr>
+              <w:fldChar w:fldCharType="separate"/>
+            </w:r>
+            <w:r>
+              <w:rPr>
+                <w:noProof/>
+                <w:webHidden/>
+              </w:rPr>
+              <w:t>6</w:t>
+            </w:r>
+            <w:r>
+              <w:rPr>
+                <w:noProof/>
+                <w:webHidden/>
+              </w:rPr>
+              <w:fldChar w:fldCharType="end"/>
+            </w:r>
+          </w:hyperlink>
+        </w:p>
+        <w:p>
+          <w:pPr>
+            <w:pStyle w:val="TDC1"/>
+            <w:tabs>
+              <w:tab w:val="right" w:leader="dot" w:pos="8828"/>
+            </w:tabs>
+            <w:rPr>
+              <w:rFonts w:asciiTheme="minorHAnsi" w:hAnsiTheme="minorHAnsi" w:cstheme="minorBidi"/>
+              <w:noProof/>
+              <w:kern w:val="2"/>
+              <w:sz w:val="24"/>
+              <w:szCs w:val="24"/>
+              <w14:ligatures w14:val="standardContextual"/>
+            </w:rPr>
+          </w:pPr>
+          <w:hyperlink w:anchor="_Toc223676110" w:history="1">
+            <w:r>
+              <w:rPr>
+                <w:rStyle w:val="Hipervnculo"/>
+                <w:noProof/>
+              </w:rPr>
+              <w:t>Cronograma</w:t>
+            </w:r>
+            <w:r>
+              <w:rPr>
+                <w:noProof/>
+                <w:webHidden/>
+              </w:rPr>
+              <w:tab/>
+            </w:r>
+            <w:r>
+              <w:rPr>
+                <w:noProof/>
+                <w:webHidden/>
+              </w:rPr>
+              <w:fldChar w:fldCharType="begin"/>
+            </w:r>
+            <w:r>
+              <w:rPr>
+                <w:noProof/>
+                <w:webHidden/>
+              </w:rPr>
+              <w:instrText xml:space="preserve"> PAGEREF _Toc223676110 \h </w:instrText>
+            </w:r>
+            <w:r>
+              <w:rPr>
+                <w:noProof/>
+                <w:webHidden/>
+              </w:rPr>
+            </w:r>
+            <w:r>
+              <w:rPr>
+                <w:noProof/>
+                <w:webHidden/>
+              </w:rPr>
+              <w:fldChar w:fldCharType="separate"/>
+            </w:r>
+            <w:r>
+              <w:rPr>
+                <w:noProof/>
+                <w:webHidden/>
+              </w:rPr>
+              <w:t>7</w:t>
+            </w:r>
+            <w:r>
+              <w:rPr>
+                <w:noProof/>
+                <w:webHidden/>
+              </w:rPr>
+              <w:fldChar w:fldCharType="end"/>
+            </w:r>
+          </w:hyperlink>
+        </w:p>
+        <w:p>
+          <w:pPr>
+            <w:pStyle w:val="TDC2"/>
+            <w:tabs>
+              <w:tab w:val="right" w:leader="dot" w:pos="8828"/>
+            </w:tabs>
+            <w:rPr>
+              <w:rFonts w:asciiTheme="minorHAnsi" w:hAnsiTheme="minorHAnsi" w:cstheme="minorBidi"/>
+              <w:noProof/>
+              <w:kern w:val="2"/>
+              <w:sz w:val="24"/>
+              <w:szCs w:val="24"/>
+              <w14:ligatures w14:val="standardContextual"/>
+            </w:rPr>
+          </w:pPr>
+          <w:hyperlink w:anchor="_Toc223676111" w:history="1">
+            <w:r>
+              <w:rPr>
+                <w:rStyle w:val="Hipervnculo"/>
+                <w:noProof/>
+              </w:rPr>
+              <w:t>Mes 1</w:t>
+            </w:r>
+            <w:r>
+              <w:rPr>
+                <w:noProof/>
+                <w:webHidden/>
+              </w:rPr>
+              <w:tab/>
+            </w:r>
+            <w:r>
+              <w:rPr>
+                <w:noProof/>
+                <w:webHidden/>
+              </w:rPr>
+              <w:fldChar w:fldCharType="begin"/>
+            </w:r>
+            <w:r>
+              <w:rPr>
+                <w:noProof/>
+                <w:webHidden/>
+              </w:rPr>
+              <w:instrText xml:space="preserve"> PAGEREF _Toc223676111 \h </w:instrText>
+            </w:r>
+            <w:r>
+              <w:rPr>
+                <w:noProof/>
+                <w:webHidden/>
+              </w:rPr>
+            </w:r>
+            <w:r>
+              <w:rPr>
+                <w:noProof/>
+                <w:webHidden/>
+              </w:rPr>
+              <w:fldChar w:fldCharType="separate"/>
+            </w:r>
+            <w:r>
+              <w:rPr>
+                <w:noProof/>
+                <w:webHidden/>
+              </w:rPr>
+              <w:t>7</w:t>
+            </w:r>
+            <w:r>
+              <w:rPr>
+                <w:noProof/>
+                <w:webHidden/>
+              </w:rPr>
+              <w:fldChar w:fldCharType="end"/>
+            </w:r>
+          </w:hyperlink>
+        </w:p>
+        <w:p>
+          <w:pPr>
+            <w:pStyle w:val="TDC2"/>
+            <w:tabs>
+              <w:tab w:val="right" w:leader="dot" w:pos="8828"/>
+            </w:tabs>
+            <w:rPr>
+              <w:rFonts w:asciiTheme="minorHAnsi" w:hAnsiTheme="minorHAnsi" w:cstheme="minorBidi"/>
+              <w:noProof/>
+              <w:kern w:val="2"/>
+              <w:sz w:val="24"/>
+              <w:szCs w:val="24"/>
+              <w14:ligatures w14:val="standardContextual"/>
+            </w:rPr>
+          </w:pPr>
+          <w:hyperlink w:anchor="_Toc223676112" w:history="1">
+            <w:r>
+              <w:rPr>
+                <w:rStyle w:val="Hipervnculo"/>
+                <w:noProof/>
+              </w:rPr>
+              <w:t>Mes 2 y 3</w:t>
+            </w:r>
+            <w:r>
+              <w:rPr>
+                <w:noProof/>
+                <w:webHidden/>
+              </w:rPr>
+              <w:tab/>
+            </w:r>
+            <w:r>
+              <w:rPr>
+                <w:noProof/>
+                <w:webHidden/>
+              </w:rPr>
+              <w:fldChar w:fldCharType="begin"/>
+            </w:r>
+            <w:r>
+              <w:rPr>
+                <w:noProof/>
+                <w:webHidden/>
+              </w:rPr>
+              <w:instrText xml:space="preserve"> PAGEREF _Toc223676112 \h </w:instrText>
+            </w:r>
+            <w:r>
+              <w:rPr>
+                <w:noProof/>
+                <w:webHidden/>
+              </w:rPr>
+            </w:r>
+            <w:r>
+              <w:rPr>
+                <w:noProof/>
+                <w:webHidden/>
+              </w:rPr>
+              <w:fldChar w:fldCharType="separate"/>
+            </w:r>
+            <w:r>
+              <w:rPr>
+                <w:noProof/>
+                <w:webHidden/>
+              </w:rPr>
+              <w:t>7</w:t>
+            </w:r>
+            <w:r>
+              <w:rPr>
+                <w:noProof/>
+                <w:webHidden/>
+              </w:rPr>
+              <w:fldChar w:fldCharType="end"/>
+            </w:r>
+          </w:hyperlink>
+        </w:p>
+        <w:p>
+          <w:pPr>
+            <w:pStyle w:val="TDC2"/>
+            <w:tabs>
+              <w:tab w:val="right" w:leader="dot" w:pos="8828"/>
+            </w:tabs>
+            <w:rPr>
+              <w:rFonts w:asciiTheme="minorHAnsi" w:hAnsiTheme="minorHAnsi" w:cstheme="minorBidi"/>
+              <w:noProof/>
+              <w:kern w:val="2"/>
+              <w:sz w:val="24"/>
+              <w:szCs w:val="24"/>
+              <w14:ligatures w14:val="standardContextual"/>
+            </w:rPr>
+          </w:pPr>
+          <w:hyperlink w:anchor="_Toc223676113" w:history="1">
+            <w:r>
+              <w:rPr>
+                <w:rStyle w:val="Hipervnculo"/>
+                <w:noProof/>
+              </w:rPr>
+              <w:t>Mes 3 y 4</w:t>
+            </w:r>
+            <w:r>
+              <w:rPr>
+                <w:noProof/>
+                <w:webHidden/>
+              </w:rPr>
+              <w:tab/>
+            </w:r>
+            <w:r>
+              <w:rPr>
+                <w:noProof/>
+                <w:webHidden/>
+              </w:rPr>
+              <w:fldChar w:fldCharType="begin"/>
+            </w:r>
+            <w:r>
+              <w:rPr>
+                <w:noProof/>
+                <w:webHidden/>
+              </w:rPr>
+              <w:instrText xml:space="preserve"> PAGEREF _Toc223676113 \h </w:instrText>
+            </w:r>
+            <w:r>
+              <w:rPr>
+                <w:noProof/>
+                <w:webHidden/>
+              </w:rPr>
+            </w:r>
+            <w:r>
+              <w:rPr>
+                <w:noProof/>
+                <w:webHidden/>
+              </w:rPr>
+              <w:fldChar w:fldCharType="separate"/>
+            </w:r>
+            <w:r>
+              <w:rPr>
+                <w:noProof/>
+                <w:webHidden/>
+              </w:rPr>
+              <w:t>7</w:t>
+            </w:r>
+            <w:r>
+              <w:rPr>
+                <w:noProof/>
+                <w:webHidden/>
+              </w:rPr>
+              <w:fldChar w:fldCharType="end"/>
+            </w:r>
+          </w:hyperlink>
+        </w:p>
+        <w:p>
+          <w:pPr>
+            <w:pStyle w:val="TDC2"/>
+            <w:tabs>
+              <w:tab w:val="right" w:leader="dot" w:pos="8828"/>
+            </w:tabs>
+            <w:rPr>
+              <w:rFonts w:asciiTheme="minorHAnsi" w:hAnsiTheme="minorHAnsi" w:cstheme="minorBidi"/>
+              <w:noProof/>
+              <w:kern w:val="2"/>
+              <w:sz w:val="24"/>
+              <w:szCs w:val="24"/>
+              <w14:ligatures w14:val="standardContextual"/>
+            </w:rPr>
+          </w:pPr>
+          <w:hyperlink w:anchor="_Toc223676114" w:history="1">
+            <w:r>
+              <w:rPr>
+                <w:rStyle w:val="Hipervnculo"/>
+                <w:noProof/>
+              </w:rPr>
+              <w:t>Mes 4 y 5</w:t>
+            </w:r>
+            <w:r>
+              <w:rPr>
+                <w:noProof/>
+                <w:webHidden/>
+              </w:rPr>
+              <w:tab/>
+            </w:r>
+            <w:r>
+              <w:rPr>
+                <w:noProof/>
+                <w:webHidden/>
+              </w:rPr>
+              <w:fldChar w:fldCharType="begin"/>
+            </w:r>
+            <w:r>
+              <w:rPr>
+                <w:noProof/>
+                <w:webHidden/>
+              </w:rPr>
+              <w:instrText xml:space="preserve"> PAGEREF _Toc223676114 \h </w:instrText>
+            </w:r>
+            <w:r>
+              <w:rPr>
+                <w:noProof/>
+                <w:webHidden/>
+              </w:rPr>
+            </w:r>
+            <w:r>
+              <w:rPr>
+                <w:noProof/>
+                <w:webHidden/>
+              </w:rPr>
+              <w:fldChar w:fldCharType="separate"/>
+            </w:r>
+            <w:r>
+              <w:rPr>
+                <w:noProof/>
+                <w:webHidden/>
+              </w:rPr>
+              <w:t>7</w:t>
+            </w:r>
+            <w:r>
+              <w:rPr>
+                <w:noProof/>
+                <w:webHidden/>
+              </w:rPr>
+              <w:fldChar w:fldCharType="end"/>
+            </w:r>
+          </w:hyperlink>
+        </w:p>
+        <w:p>
+          <w:pPr>
+            <w:pStyle w:val="TDC2"/>
+            <w:tabs>
+              <w:tab w:val="right" w:leader="dot" w:pos="8828"/>
+            </w:tabs>
+            <w:rPr>
+              <w:rFonts w:asciiTheme="minorHAnsi" w:hAnsiTheme="minorHAnsi" w:cstheme="minorBidi"/>
+              <w:noProof/>
+              <w:kern w:val="2"/>
+              <w:sz w:val="24"/>
+              <w:szCs w:val="24"/>
+              <w14:ligatures w14:val="standardContextual"/>
+            </w:rPr>
+          </w:pPr>
+          <w:hyperlink w:anchor="_Toc223676115" w:history="1">
+            <w:r>
+              <w:rPr>
+                <w:rStyle w:val="Hipervnculo"/>
+                <w:noProof/>
+              </w:rPr>
+              <w:t>Mes 5 y 6</w:t>
+            </w:r>
+            <w:r>
+              <w:rPr>
+                <w:noProof/>
+                <w:webHidden/>
+              </w:rPr>
+              <w:tab/>
+            </w:r>
+            <w:r>
+              <w:rPr>
+                <w:noProof/>
+                <w:webHidden/>
+              </w:rPr>
+              <w:fldChar w:fldCharType="begin"/>
+            </w:r>
+            <w:r>
+              <w:rPr>
+                <w:noProof/>
+                <w:webHidden/>
+              </w:rPr>
+              <w:instrText xml:space="preserve"> PAGEREF _Toc223676115 \h </w:instrText>
+            </w:r>
+            <w:r>
+              <w:rPr>
+                <w:noProof/>
+                <w:webHidden/>
+              </w:rPr>
+            </w:r>
+            <w:r>
+              <w:rPr>
+                <w:noProof/>
+                <w:webHidden/>
+              </w:rPr>
+              <w:fldChar w:fldCharType="separate"/>
+            </w:r>
+            <w:r>
+              <w:rPr>
+                <w:noProof/>
+                <w:webHidden/>
+              </w:rPr>
+              <w:t>7</w:t>
+            </w:r>
+            <w:r>
+              <w:rPr>
+                <w:noProof/>
+                <w:webHidden/>
+              </w:rPr>
+              <w:fldChar w:fldCharType="end"/>
+            </w:r>
+          </w:hyperlink>
+        </w:p>
+        <w:p>
+          <w:pPr>
+            <w:pStyle w:val="TDC1"/>
+            <w:tabs>
+              <w:tab w:val="right" w:leader="dot" w:pos="8828"/>
+            </w:tabs>
+            <w:rPr>
+              <w:rFonts w:asciiTheme="minorHAnsi" w:hAnsiTheme="minorHAnsi" w:cstheme="minorBidi"/>
+              <w:noProof/>
+              <w:kern w:val="2"/>
+              <w:sz w:val="24"/>
+              <w:szCs w:val="24"/>
+              <w14:ligatures w14:val="standardContextual"/>
+            </w:rPr>
+          </w:pPr>
+          <w:hyperlink w:anchor="_Toc223676116" w:history="1">
+            <w:r>
+              <w:rPr>
+                <w:rStyle w:val="Hipervnculo"/>
+                <w:noProof/>
+              </w:rPr>
+              <w:t>Diagrama de Gantt</w:t>
+            </w:r>
+            <w:r>
+              <w:rPr>
+                <w:noProof/>
+                <w:webHidden/>
+              </w:rPr>
+              <w:tab/>
+            </w:r>
+            <w:r>
+              <w:rPr>
+                <w:noProof/>
+                <w:webHidden/>
+              </w:rPr>
+              <w:fldChar w:fldCharType="begin"/>
+            </w:r>
+            <w:r>
+              <w:rPr>
+                <w:noProof/>
+                <w:webHidden/>
+              </w:rPr>
+              <w:instrText xml:space="preserve"> PAGEREF _Toc223676116 \h </w:instrText>
+            </w:r>
+            <w:r>
+              <w:rPr>
+                <w:noProof/>
+                <w:webHidden/>
+              </w:rPr>
+            </w:r>
+            <w:r>
+              <w:rPr>
+                <w:noProof/>
+                <w:webHidden/>
+              </w:rPr>
+              <w:fldChar w:fldCharType="separate"/>
+            </w:r>
+            <w:r>
+              <w:rPr>
+                <w:noProof/>
+                <w:webHidden/>
+              </w:rPr>
+              <w:t>8</w:t>
+            </w:r>
+            <w:r>
+              <w:rPr>
+                <w:noProof/>
+                <w:webHidden/>
+              </w:rPr>
+              <w:fldChar w:fldCharType="end"/>
+            </w:r>
+          </w:hyperlink>
+        </w:p>
+        <w:p>
+          <w:pPr>
+            <w:pStyle w:val="TDC1"/>
+            <w:tabs>
+              <w:tab w:val="right" w:leader="dot" w:pos="8828"/>
+            </w:tabs>
+            <w:rPr>
+              <w:rFonts w:asciiTheme="minorHAnsi" w:hAnsiTheme="minorHAnsi" w:cstheme="minorBidi"/>
+              <w:noProof/>
+              <w:kern w:val="2"/>
+              <w:sz w:val="24"/>
+              <w:szCs w:val="24"/>
+              <w14:ligatures w14:val="standardContextual"/>
+            </w:rPr>
+          </w:pPr>
+          <w:hyperlink w:anchor="_Toc223676117" w:history="1">
+            <w:r>
+              <w:rPr>
+                <w:rStyle w:val="Hipervnculo"/>
+                <w:noProof/>
+              </w:rPr>
+              <w:t>Estructura de la Propuesta Financiera</w:t>
+            </w:r>
+            <w:r>
+              <w:rPr>
+                <w:noProof/>
+                <w:webHidden/>
+              </w:rPr>
+              <w:tab/>
+            </w:r>
+            <w:r>
+              <w:rPr>
+                <w:noProof/>
+                <w:webHidden/>
+              </w:rPr>
+              <w:fldChar w:fldCharType="begin"/>
+            </w:r>
+            <w:r>
+              <w:rPr>
+                <w:noProof/>
+                <w:webHidden/>
+              </w:rPr>
+              <w:instrText xml:space="preserve"> PAGEREF _Toc223676117 \h </w:instrText>
+            </w:r>
+            <w:r>
+              <w:rPr>
+                <w:noProof/>
+                <w:webHidden/>
+              </w:rPr>
+            </w:r>
+            <w:r>
+              <w:rPr>
+                <w:noProof/>
+                <w:webHidden/>
+              </w:rPr>
+              <w:fldChar w:fldCharType="separate"/>
+            </w:r>
+            <w:r>
+              <w:rPr>
+                <w:noProof/>
+                <w:webHidden/>
+              </w:rPr>
+              <w:t>8</w:t>
+            </w:r>
+            <w:r>
+              <w:rPr>
+                <w:noProof/>
+                <w:webHidden/>
+              </w:rPr>
+              <w:fldChar w:fldCharType="end"/>
+            </w:r>
+          </w:hyperlink>
+        </w:p>
+        <w:p>
+          <w:pPr>
+            <w:pStyle w:val="TDC2"/>
+            <w:tabs>
+              <w:tab w:val="right" w:leader="dot" w:pos="8828"/>
+            </w:tabs>
+            <w:rPr>
+              <w:rFonts w:asciiTheme="minorHAnsi" w:hAnsiTheme="minorHAnsi" w:cstheme="minorBidi"/>
+              <w:noProof/>
+              <w:kern w:val="2"/>
+              <w:sz w:val="24"/>
+              <w:szCs w:val="24"/>
+              <w14:ligatures w14:val="standardContextual"/>
+            </w:rPr>
+          </w:pPr>
+          <w:hyperlink w:anchor="_Toc223676118" w:history="1">
+            <w:r>
+              <w:rPr>
+                <w:rStyle w:val="Hipervnculo"/>
+                <w:noProof/>
+              </w:rPr>
+              <w:t>Mano de Obra del Proyecto</w:t>
+            </w:r>
+            <w:r>
+              <w:rPr>
+                <w:noProof/>
+                <w:webHidden/>
+              </w:rPr>
+              <w:tab/>
+            </w:r>
+            <w:r>
+              <w:rPr>
+                <w:noProof/>
+                <w:webHidden/>
+              </w:rPr>
+              <w:fldChar w:fldCharType="begin"/>
+            </w:r>
+            <w:r>
+              <w:rPr>
+                <w:noProof/>
+                <w:webHidden/>
+              </w:rPr>
+              <w:instrText xml:space="preserve"> PAGEREF _Toc223676118 \h </w:instrText>
+            </w:r>
+            <w:r>
+              <w:rPr>
+                <w:noProof/>
+                <w:webHidden/>
+              </w:rPr>
+            </w:r>
+            <w:r>
+              <w:rPr>
+                <w:noProof/>
+                <w:webHidden/>
+              </w:rPr>
+              <w:fldChar w:fldCharType="separate"/>
+            </w:r>
+            <w:r>
+              <w:rPr>
+                <w:noProof/>
+                <w:webHidden/>
+              </w:rPr>
+              <w:t>8</w:t>
+            </w:r>
+            <w:r>
+              <w:rPr>
+                <w:noProof/>
+                <w:webHidden/>
+              </w:rPr>
+              <w:fldChar w:fldCharType="end"/>
+            </w:r>
+          </w:hyperlink>
+        </w:p>
+        <w:p>
+          <w:pPr>
+            <w:pStyle w:val="TDC2"/>
+            <w:tabs>
+              <w:tab w:val="right" w:leader="dot" w:pos="8828"/>
+            </w:tabs>
+            <w:rPr>
+              <w:rFonts w:asciiTheme="minorHAnsi" w:hAnsiTheme="minorHAnsi" w:cstheme="minorBidi"/>
+              <w:noProof/>
+              <w:kern w:val="2"/>
+              <w:sz w:val="24"/>
+              <w:szCs w:val="24"/>
+              <w14:ligatures w14:val="standardContextual"/>
+            </w:rPr>
+          </w:pPr>
+          <w:hyperlink w:anchor="_Toc223676119" w:history="1">
+            <w:r>
+              <w:rPr>
+                <w:rStyle w:val="Hipervnculo"/>
+                <w:noProof/>
+              </w:rPr>
+              <w:t>Costo del hardware</w:t>
+            </w:r>
+            <w:r>
+              <w:rPr>
+                <w:noProof/>
+                <w:webHidden/>
+              </w:rPr>
+              <w:tab/>
+            </w:r>
+            <w:r>
+              <w:rPr>
+                <w:noProof/>
+                <w:webHidden/>
+              </w:rPr>
+              <w:fldChar w:fldCharType="begin"/>
+            </w:r>
+            <w:r>
+              <w:rPr>
+                <w:noProof/>
+                <w:webHidden/>
+              </w:rPr>
+              <w:instrText xml:space="preserve"> PAGEREF _Toc223676119 \h </w:instrText>
+            </w:r>
+            <w:r>
+              <w:rPr>
+                <w:noProof/>
+                <w:webHidden/>
+              </w:rPr>
+            </w:r>
+            <w:r>
+              <w:rPr>
+                <w:noProof/>
+                <w:webHidden/>
+              </w:rPr>
+              <w:fldChar w:fldCharType="separate"/>
+            </w:r>
+            <w:r>
+              <w:rPr>
+                <w:noProof/>
+                <w:webHidden/>
+              </w:rPr>
+              <w:t>9</w:t>
+            </w:r>
+            <w:r>
+              <w:rPr>
+                <w:noProof/>
+                <w:webHidden/>
+              </w:rPr>
+              <w:fldChar w:fldCharType="end"/>
+            </w:r>
+          </w:hyperlink>
+        </w:p>
+        <w:p>
+          <w:pPr>
+            <w:pStyle w:val="TDC2"/>
+            <w:tabs>
+              <w:tab w:val="right" w:leader="dot" w:pos="8828"/>
+            </w:tabs>
+            <w:rPr>
+              <w:rFonts w:asciiTheme="minorHAnsi" w:hAnsiTheme="minorHAnsi" w:cstheme="minorBidi"/>
+              <w:noProof/>
+              <w:kern w:val="2"/>
+              <w:sz w:val="24"/>
+              <w:szCs w:val="24"/>
+              <w14:ligatures w14:val="standardContextual"/>
+            </w:rPr>
+          </w:pPr>
+          <w:hyperlink w:anchor="_Toc223676120" w:history="1">
+            <w:r>
+              <w:rPr>
+                <w:rStyle w:val="Hipervnculo"/>
+                <w:noProof/>
+              </w:rPr>
+              <w:t>Costos del software</w:t>
+            </w:r>
+            <w:r>
+              <w:rPr>
+                <w:noProof/>
+                <w:webHidden/>
+              </w:rPr>
+              <w:tab/>
+            </w:r>
+            <w:r>
+              <w:rPr>
+                <w:noProof/>
+                <w:webHidden/>
+              </w:rPr>
+              <w:fldChar w:fldCharType="begin"/>
+            </w:r>
+            <w:r>
+              <w:rPr>
+                <w:noProof/>
+                <w:webHidden/>
+              </w:rPr>
+              <w:instrText xml:space="preserve"> PAGEREF _Toc223676120 \h </w:instrText>
+            </w:r>
+            <w:r>
+              <w:rPr>
+                <w:noProof/>
+                <w:webHidden/>
+              </w:rPr>
+            </w:r>
+            <w:r>
+              <w:rPr>
+                <w:noProof/>
+                <w:webHidden/>
+              </w:rPr>
+              <w:fldChar w:fldCharType="separate"/>
+            </w:r>
+            <w:r>
+              <w:rPr>
+                <w:noProof/>
+                <w:webHidden/>
+              </w:rPr>
+              <w:t>9</w:t>
+            </w:r>
+            <w:r>
+              <w:rPr>
+                <w:noProof/>
+                <w:webHidden/>
+              </w:rPr>
+              <w:fldChar w:fldCharType="end"/>
+            </w:r>
+          </w:hyperlink>
+        </w:p>
+        <w:p>
+          <w:pPr>
+            <w:pStyle w:val="TDC2"/>
+            <w:tabs>
+              <w:tab w:val="right" w:leader="dot" w:pos="8828"/>
+            </w:tabs>
+            <w:rPr>
+              <w:rFonts w:asciiTheme="minorHAnsi" w:hAnsiTheme="minorHAnsi" w:cstheme="minorBidi"/>
+              <w:noProof/>
+              <w:kern w:val="2"/>
+              <w:sz w:val="24"/>
+              <w:szCs w:val="24"/>
+              <w14:ligatures w14:val="standardContextual"/>
+            </w:rPr>
+          </w:pPr>
+          <w:hyperlink w:anchor="_Toc223676121" w:history="1">
+            <w:r>
+              <w:rPr>
+                <w:rStyle w:val="Hipervnculo"/>
+                <w:noProof/>
+              </w:rPr>
+              <w:t>Costo total del proyecto</w:t>
+            </w:r>
+            <w:r>
+              <w:rPr>
+                <w:noProof/>
+                <w:webHidden/>
+              </w:rPr>
+              <w:tab/>
+            </w:r>
+            <w:r>
+              <w:rPr>
+                <w:noProof/>
+                <w:webHidden/>
+              </w:rPr>
+              <w:fldChar w:fldCharType="begin"/>
+            </w:r>
+            <w:r>
+              <w:rPr>
+                <w:noProof/>
+                <w:webHidden/>
+              </w:rPr>
+              <w:instrText xml:space="preserve"> PAGEREF _Toc223676121 \h </w:instrText>
+            </w:r>
+            <w:r>
+              <w:rPr>
+                <w:noProof/>
+                <w:webHidden/>
+              </w:rPr>
+            </w:r>
+            <w:r>
+              <w:rPr>
+                <w:noProof/>
+                <w:webHidden/>
+              </w:rPr>
+              <w:fldChar w:fldCharType="separate"/>
+            </w:r>
+            <w:r>
+              <w:rPr>
+                <w:noProof/>
+                <w:webHidden/>
+              </w:rPr>
+              <w:t>10</w:t>
             </w:r>
             <w:r>
               <w:rPr>
@@ -816,9 +2641,11 @@
       <w:pPr>
         <w:pStyle w:val="Ttulo1"/>
       </w:pPr>
+      <w:bookmarkStart w:id="0" w:name="_Toc223676096"/>
       <w:r>
         <w:t>Estructura de la Propuesta Técnica</w:t>
       </w:r>
+      <w:bookmarkEnd w:id="0"/>
     </w:p>
     <w:p>
       <w:pPr>
@@ -834,9 +2661,11 @@
       <w:pPr>
         <w:pStyle w:val="Ttulo2"/>
       </w:pPr>
+      <w:bookmarkStart w:id="1" w:name="_Toc223676097"/>
       <w:r>
         <w:t>1. Datos Generales del Proyecto</w:t>
       </w:r>
+      <w:bookmarkEnd w:id="1"/>
     </w:p>
     <w:p>
       <w:r>
@@ -907,9 +2736,11 @@
       <w:pPr>
         <w:pStyle w:val="Ttulo2"/>
       </w:pPr>
+      <w:bookmarkStart w:id="2" w:name="_Toc223676098"/>
       <w:r>
         <w:t>2. Resumen Ejecutivo</w:t>
       </w:r>
+      <w:bookmarkEnd w:id="2"/>
     </w:p>
     <w:p>
       <w:r>
@@ -937,9 +2768,11 @@
       <w:pPr>
         <w:pStyle w:val="Ttulo2"/>
       </w:pPr>
+      <w:bookmarkStart w:id="3" w:name="_Toc223676099"/>
       <w:r>
         <w:t>3. Antecedentes</w:t>
       </w:r>
+      <w:bookmarkEnd w:id="3"/>
     </w:p>
     <w:p>
       <w:r>
@@ -964,10 +2797,11 @@
       <w:pPr>
         <w:pStyle w:val="Ttulo2"/>
       </w:pPr>
-      <w:r>
-        <w:lastRenderedPageBreak/>
+      <w:bookmarkStart w:id="4" w:name="_Toc223676100"/>
+      <w:r>
         <w:t>4. Objetivos</w:t>
       </w:r>
+      <w:bookmarkEnd w:id="4"/>
     </w:p>
     <w:p/>
     <w:p>
@@ -1002,6 +2836,7 @@
           <w:b/>
           <w:bCs/>
         </w:rPr>
+        <w:lastRenderedPageBreak/>
         <w:t>Objetivos Específicos</w:t>
       </w:r>
     </w:p>
@@ -1034,9 +2869,11 @@
       <w:pPr>
         <w:pStyle w:val="Ttulo2"/>
       </w:pPr>
+      <w:bookmarkStart w:id="5" w:name="_Toc223676101"/>
       <w:r>
         <w:t>5. Usuarios del Sistema</w:t>
       </w:r>
+      <w:bookmarkEnd w:id="5"/>
     </w:p>
     <w:p>
       <w:r>
@@ -1068,9 +2905,11 @@
       <w:pPr>
         <w:pStyle w:val="Ttulo2"/>
       </w:pPr>
+      <w:bookmarkStart w:id="6" w:name="_Toc223676102"/>
       <w:r>
         <w:t>6. Alcance del Proyecto</w:t>
       </w:r>
+      <w:bookmarkEnd w:id="6"/>
     </w:p>
     <w:p>
       <w:pPr>
@@ -1257,9 +3096,11 @@
       <w:pPr>
         <w:pStyle w:val="Ttulo2"/>
       </w:pPr>
+      <w:bookmarkStart w:id="7" w:name="_Toc223676103"/>
       <w:r>
         <w:t>7. Descripción de la Solución</w:t>
       </w:r>
+      <w:bookmarkEnd w:id="7"/>
     </w:p>
     <w:p>
       <w:r>
@@ -1295,6 +3136,7 @@
     </w:p>
     <w:p>
       <w:r>
+        <w:lastRenderedPageBreak/>
         <w:t>Presentación de contenidos organizados por nivel y tema.</w:t>
       </w:r>
     </w:p>
@@ -1427,9 +3269,11 @@
       <w:pPr>
         <w:pStyle w:val="Ttulo2"/>
       </w:pPr>
+      <w:bookmarkStart w:id="8" w:name="_Toc223676104"/>
       <w:r>
         <w:t>8. Arquitectura y Tecnologías</w:t>
       </w:r>
+      <w:bookmarkEnd w:id="8"/>
     </w:p>
     <w:p>
       <w:pPr>
@@ -1604,7 +3448,6 @@
           <w:b/>
           <w:bCs/>
         </w:rPr>
-        <w:lastRenderedPageBreak/>
         <w:t>Arquitectura</w:t>
       </w:r>
     </w:p>
@@ -1620,9 +3463,11 @@
       <w:pPr>
         <w:pStyle w:val="Ttulo2"/>
       </w:pPr>
+      <w:bookmarkStart w:id="9" w:name="_Toc223676105"/>
       <w:r>
         <w:t>9. Metodología de Desarrollo</w:t>
       </w:r>
+      <w:bookmarkEnd w:id="9"/>
     </w:p>
     <w:p>
       <w:pPr>
@@ -1654,6 +3499,7 @@
           <w:b/>
           <w:bCs/>
         </w:rPr>
+        <w:lastRenderedPageBreak/>
         <w:t>Roles</w:t>
       </w:r>
     </w:p>
@@ -1770,9 +3616,11 @@
       <w:pPr>
         <w:pStyle w:val="Ttulo2"/>
       </w:pPr>
+      <w:bookmarkStart w:id="10" w:name="_Toc223676106"/>
       <w:r>
         <w:t>10. Requerimientos del Sistema</w:t>
       </w:r>
+      <w:bookmarkEnd w:id="10"/>
     </w:p>
     <w:p>
       <w:pPr>
@@ -1916,9 +3764,11 @@
       <w:pPr>
         <w:pStyle w:val="Ttulo2"/>
       </w:pPr>
+      <w:bookmarkStart w:id="11" w:name="_Toc223676107"/>
       <w:r>
         <w:t>11. Seguridad</w:t>
       </w:r>
+      <w:bookmarkEnd w:id="11"/>
     </w:p>
     <w:p>
       <w:pPr>
@@ -1960,9 +3810,11 @@
       <w:pPr>
         <w:pStyle w:val="Ttulo2"/>
       </w:pPr>
+      <w:bookmarkStart w:id="12" w:name="_Toc223676108"/>
       <w:r>
         <w:t>12. Riesgos del Proyecto</w:t>
       </w:r>
+      <w:bookmarkEnd w:id="12"/>
     </w:p>
     <w:p>
       <w:pPr>
@@ -1997,7 +3849,6 @@
         </w:numPr>
       </w:pPr>
       <w:r>
-        <w:lastRenderedPageBreak/>
         <w:t>Dependencia de la disponibilidad de los usuarios para pruebas.</w:t>
       </w:r>
     </w:p>
@@ -2005,9 +3856,11 @@
       <w:pPr>
         <w:pStyle w:val="Ttulo2"/>
       </w:pPr>
+      <w:bookmarkStart w:id="13" w:name="_Toc223676109"/>
       <w:r>
         <w:t>13. Conclusión</w:t>
       </w:r>
+      <w:bookmarkEnd w:id="13"/>
     </w:p>
     <w:p>
       <w:r>
@@ -2026,21 +3879,27 @@
         <w:t xml:space="preserve"> representa una solución tecnológica innovadora para fortalecer el aprendizaje del idioma inglés en el SENA, integrando tecnologías modernas, metodologías ágiles e inteligencia artificial para mejorar la experiencia educativa de los aprendices.</w:t>
       </w:r>
     </w:p>
+    <w:p/>
+    <w:p/>
     <w:p>
       <w:pPr>
         <w:pStyle w:val="Ttulo1"/>
       </w:pPr>
+      <w:bookmarkStart w:id="14" w:name="_Toc223676110"/>
       <w:r>
         <w:t>Cronograma</w:t>
       </w:r>
+      <w:bookmarkEnd w:id="14"/>
     </w:p>
     <w:p>
       <w:pPr>
         <w:pStyle w:val="Ttulo2"/>
       </w:pPr>
+      <w:bookmarkStart w:id="15" w:name="_Toc223676111"/>
       <w:r>
         <w:t>Mes 1</w:t>
       </w:r>
+      <w:bookmarkEnd w:id="15"/>
     </w:p>
     <w:p>
       <w:pPr>
@@ -2083,8 +3942,13 @@
         <w:pStyle w:val="Ttulo2"/>
       </w:pPr>
       <w:r>
-        <w:t xml:space="preserve"> Mes 2 y 3</w:t>
-      </w:r>
+        <w:t xml:space="preserve"> </w:t>
+      </w:r>
+      <w:bookmarkStart w:id="16" w:name="_Toc223676112"/>
+      <w:r>
+        <w:t>Mes 2 y 3</w:t>
+      </w:r>
+      <w:bookmarkEnd w:id="16"/>
     </w:p>
     <w:p>
       <w:pPr>
@@ -2144,8 +4008,13 @@
         <w:pStyle w:val="Ttulo2"/>
       </w:pPr>
       <w:r>
-        <w:t xml:space="preserve"> Mes 3 y 4</w:t>
-      </w:r>
+        <w:t xml:space="preserve"> </w:t>
+      </w:r>
+      <w:bookmarkStart w:id="17" w:name="_Toc223676113"/>
+      <w:r>
+        <w:t>Mes 3 y 4</w:t>
+      </w:r>
+      <w:bookmarkEnd w:id="17"/>
     </w:p>
     <w:p>
       <w:pPr>
@@ -2198,8 +4067,13 @@
         <w:pStyle w:val="Ttulo2"/>
       </w:pPr>
       <w:r>
-        <w:t xml:space="preserve"> Mes 4 y 5</w:t>
-      </w:r>
+        <w:t xml:space="preserve"> </w:t>
+      </w:r>
+      <w:bookmarkStart w:id="18" w:name="_Toc223676114"/>
+      <w:r>
+        <w:t>Mes 4 y 5</w:t>
+      </w:r>
+      <w:bookmarkEnd w:id="18"/>
     </w:p>
     <w:p>
       <w:pPr>
@@ -2249,9 +4123,11 @@
       <w:pPr>
         <w:pStyle w:val="Ttulo2"/>
       </w:pPr>
+      <w:bookmarkStart w:id="19" w:name="_Toc223676115"/>
       <w:r>
         <w:t>Mes 5 y 6</w:t>
       </w:r>
+      <w:bookmarkEnd w:id="19"/>
     </w:p>
     <w:p>
       <w:pPr>
@@ -2308,30 +4184,15 @@
           <w:ilvl w:val="0"/>
           <w:numId w:val="39"/>
         </w:numPr>
-      </w:pPr>
-      <w:r>
-        <w:t>Entrega</w:t>
-      </w:r>
-    </w:p>
-    <w:p/>
-    <w:p/>
-    <w:p>
-      <w:pPr>
         <w:rPr>
           <w:rFonts w:ascii="Arial" w:eastAsia="Arial" w:hAnsi="Arial" w:cs="Arial"/>
           <w:sz w:val="28"/>
           <w:szCs w:val="28"/>
         </w:rPr>
       </w:pPr>
-    </w:p>
-    <w:p>
-      <w:pPr>
-        <w:rPr>
-          <w:rFonts w:ascii="Arial" w:eastAsia="Arial" w:hAnsi="Arial" w:cs="Arial"/>
-          <w:sz w:val="28"/>
-          <w:szCs w:val="28"/>
-        </w:rPr>
-      </w:pPr>
+      <w:r>
+        <w:t>Entrega</w:t>
+      </w:r>
     </w:p>
     <w:p>
       <w:pPr>
@@ -2355,114 +4216,3702 @@
     </w:p>
     <w:p>
       <w:pPr>
-        <w:spacing w:after="0" w:line="240" w:lineRule="auto"/>
+        <w:pStyle w:val="Ttulo1"/>
+      </w:pPr>
+      <w:bookmarkStart w:id="20" w:name="_Toc223676116"/>
+      <w:r>
+        <w:lastRenderedPageBreak/>
+        <w:t>Diagrama de Gantt</w:t>
+      </w:r>
+      <w:bookmarkEnd w:id="20"/>
+    </w:p>
+    <w:p>
+      <w:r>
+        <w:rPr>
+          <w:noProof/>
+        </w:rPr>
+        <w:drawing>
+          <wp:inline distT="0" distB="0" distL="0" distR="0" wp14:anchorId="28D91644" wp14:editId="5E9A5B7C">
+            <wp:extent cx="5600700" cy="2689860"/>
+            <wp:effectExtent l="0" t="0" r="0" b="0"/>
+            <wp:docPr id="759220417" name="Imagen 1"/>
+            <wp:cNvGraphicFramePr>
+              <a:graphicFrameLocks xmlns:a="http://schemas.openxmlformats.org/drawingml/2006/main" noChangeAspect="1"/>
+            </wp:cNvGraphicFramePr>
+            <a:graphic xmlns:a="http://schemas.openxmlformats.org/drawingml/2006/main">
+              <a:graphicData uri="http://schemas.openxmlformats.org/drawingml/2006/picture">
+                <pic:pic xmlns:pic="http://schemas.openxmlformats.org/drawingml/2006/picture">
+                  <pic:nvPicPr>
+                    <pic:cNvPr id="0" name="Picture 1"/>
+                    <pic:cNvPicPr>
+                      <a:picLocks noChangeAspect="1" noChangeArrowheads="1"/>
+                    </pic:cNvPicPr>
+                  </pic:nvPicPr>
+                  <pic:blipFill>
+                    <a:blip r:embed="rId8">
+                      <a:extLst>
+                        <a:ext uri="{28A0092B-C50C-407E-A947-70E740481C1C}">
+                          <a14:useLocalDpi xmlns:a14="http://schemas.microsoft.com/office/drawing/2010/main" val="0"/>
+                        </a:ext>
+                      </a:extLst>
+                    </a:blip>
+                    <a:srcRect/>
+                    <a:stretch>
+                      <a:fillRect/>
+                    </a:stretch>
+                  </pic:blipFill>
+                  <pic:spPr bwMode="auto">
+                    <a:xfrm>
+                      <a:off x="0" y="0"/>
+                      <a:ext cx="5600700" cy="2689860"/>
+                    </a:xfrm>
+                    <a:prstGeom prst="rect">
+                      <a:avLst/>
+                    </a:prstGeom>
+                    <a:noFill/>
+                    <a:ln>
+                      <a:noFill/>
+                    </a:ln>
+                  </pic:spPr>
+                </pic:pic>
+              </a:graphicData>
+            </a:graphic>
+          </wp:inline>
+        </w:drawing>
+      </w:r>
+    </w:p>
+    <w:p>
+      <w:pPr>
+        <w:pStyle w:val="Ttulo1"/>
         <w:rPr>
           <w:rFonts w:ascii="Arial" w:eastAsia="Arial" w:hAnsi="Arial" w:cs="Arial"/>
           <w:sz w:val="28"/>
           <w:szCs w:val="28"/>
         </w:rPr>
       </w:pPr>
-    </w:p>
-    <w:p>
-      <w:pPr>
-        <w:spacing w:after="0" w:line="240" w:lineRule="auto"/>
+      <w:bookmarkStart w:id="21" w:name="_Toc223676117"/>
+      <w:r>
+        <w:t>Estructura de la Propuesta Financiera</w:t>
+      </w:r>
+      <w:bookmarkEnd w:id="21"/>
+    </w:p>
+    <w:p>
+      <w:pPr>
+        <w:pStyle w:val="Ttulo2"/>
+      </w:pPr>
+      <w:bookmarkStart w:id="22" w:name="_Toc223676118"/>
+      <w:r>
+        <w:t>Mano de Obra del Proyecto</w:t>
+      </w:r>
+      <w:bookmarkEnd w:id="22"/>
+    </w:p>
+    <w:tbl>
+      <w:tblPr>
+        <w:tblW w:w="9598" w:type="dxa"/>
+        <w:tblCellSpacing w:w="15" w:type="dxa"/>
+        <w:tblBorders>
+          <w:top w:val="single" w:sz="4" w:space="0" w:color="auto"/>
+          <w:left w:val="single" w:sz="4" w:space="0" w:color="auto"/>
+          <w:bottom w:val="single" w:sz="4" w:space="0" w:color="auto"/>
+          <w:right w:val="single" w:sz="4" w:space="0" w:color="auto"/>
+          <w:insideH w:val="single" w:sz="4" w:space="0" w:color="auto"/>
+          <w:insideV w:val="single" w:sz="4" w:space="0" w:color="auto"/>
+        </w:tblBorders>
+        <w:tblCellMar>
+          <w:top w:w="15" w:type="dxa"/>
+          <w:left w:w="15" w:type="dxa"/>
+          <w:bottom w:w="15" w:type="dxa"/>
+          <w:right w:w="15" w:type="dxa"/>
+        </w:tblCellMar>
+        <w:tblLook w:val="04A0" w:firstRow="1" w:lastRow="0" w:firstColumn="1" w:lastColumn="0" w:noHBand="0" w:noVBand="1"/>
+      </w:tblPr>
+      <w:tblGrid>
+        <w:gridCol w:w="3311"/>
+        <w:gridCol w:w="1857"/>
+        <w:gridCol w:w="2842"/>
+        <w:gridCol w:w="1588"/>
+      </w:tblGrid>
+      <w:tr>
+        <w:trPr>
+          <w:trHeight w:val="468"/>
+          <w:tblHeader/>
+          <w:tblCellSpacing w:w="15" w:type="dxa"/>
+        </w:trPr>
+        <w:tc>
+          <w:tcPr>
+            <w:tcW w:w="0" w:type="auto"/>
+            <w:vAlign w:val="center"/>
+            <w:hideMark/>
+          </w:tcPr>
+          <w:p>
+            <w:pPr>
+              <w:rPr>
+                <w:b/>
+                <w:bCs/>
+              </w:rPr>
+            </w:pPr>
+            <w:r>
+              <w:rPr>
+                <w:b/>
+                <w:bCs/>
+              </w:rPr>
+              <w:t>Rol</w:t>
+            </w:r>
+          </w:p>
+        </w:tc>
+        <w:tc>
+          <w:tcPr>
+            <w:tcW w:w="0" w:type="auto"/>
+            <w:vAlign w:val="center"/>
+            <w:hideMark/>
+          </w:tcPr>
+          <w:p>
+            <w:pPr>
+              <w:rPr>
+                <w:b/>
+                <w:bCs/>
+              </w:rPr>
+            </w:pPr>
+            <w:r>
+              <w:rPr>
+                <w:b/>
+                <w:bCs/>
+              </w:rPr>
+              <w:t>Horas totales</w:t>
+            </w:r>
+          </w:p>
+        </w:tc>
+        <w:tc>
+          <w:tcPr>
+            <w:tcW w:w="0" w:type="auto"/>
+            <w:vAlign w:val="center"/>
+            <w:hideMark/>
+          </w:tcPr>
+          <w:p>
+            <w:pPr>
+              <w:rPr>
+                <w:b/>
+                <w:bCs/>
+              </w:rPr>
+            </w:pPr>
+            <w:r>
+              <w:rPr>
+                <w:b/>
+                <w:bCs/>
+              </w:rPr>
+              <w:t>Valor por hora (COP)</w:t>
+            </w:r>
+          </w:p>
+        </w:tc>
+        <w:tc>
+          <w:tcPr>
+            <w:tcW w:w="1543" w:type="dxa"/>
+            <w:vAlign w:val="center"/>
+            <w:hideMark/>
+          </w:tcPr>
+          <w:p>
+            <w:pPr>
+              <w:rPr>
+                <w:b/>
+                <w:bCs/>
+              </w:rPr>
+            </w:pPr>
+            <w:r>
+              <w:rPr>
+                <w:b/>
+                <w:bCs/>
+              </w:rPr>
+              <w:t>Costo</w:t>
+            </w:r>
+          </w:p>
+        </w:tc>
+      </w:tr>
+      <w:tr>
+        <w:trPr>
+          <w:trHeight w:val="468"/>
+          <w:tblCellSpacing w:w="15" w:type="dxa"/>
+        </w:trPr>
+        <w:tc>
+          <w:tcPr>
+            <w:tcW w:w="0" w:type="auto"/>
+            <w:vAlign w:val="center"/>
+            <w:hideMark/>
+          </w:tcPr>
+          <w:p>
+            <w:pPr>
+              <w:rPr>
+                <w:b/>
+                <w:bCs/>
+              </w:rPr>
+            </w:pPr>
+            <w:r>
+              <w:rPr>
+                <w:b/>
+                <w:bCs/>
+              </w:rPr>
+              <w:t>Analista de Requisitos</w:t>
+            </w:r>
+          </w:p>
+        </w:tc>
+        <w:tc>
+          <w:tcPr>
+            <w:tcW w:w="0" w:type="auto"/>
+            <w:vAlign w:val="center"/>
+            <w:hideMark/>
+          </w:tcPr>
+          <w:p>
+            <w:pPr>
+              <w:rPr>
+                <w:b/>
+                <w:bCs/>
+              </w:rPr>
+            </w:pPr>
+            <w:r>
+              <w:rPr>
+                <w:b/>
+                <w:bCs/>
+              </w:rPr>
+              <w:t>20 h</w:t>
+            </w:r>
+          </w:p>
+        </w:tc>
+        <w:tc>
+          <w:tcPr>
+            <w:tcW w:w="0" w:type="auto"/>
+            <w:vAlign w:val="center"/>
+            <w:hideMark/>
+          </w:tcPr>
+          <w:p>
+            <w:pPr>
+              <w:rPr>
+                <w:b/>
+                <w:bCs/>
+              </w:rPr>
+            </w:pPr>
+            <w:r>
+              <w:rPr>
+                <w:b/>
+                <w:bCs/>
+              </w:rPr>
+              <w:t>$20.000</w:t>
+            </w:r>
+          </w:p>
+        </w:tc>
+        <w:tc>
+          <w:tcPr>
+            <w:tcW w:w="1543" w:type="dxa"/>
+            <w:vAlign w:val="center"/>
+            <w:hideMark/>
+          </w:tcPr>
+          <w:p>
+            <w:pPr>
+              <w:rPr>
+                <w:b/>
+                <w:bCs/>
+              </w:rPr>
+            </w:pPr>
+            <w:r>
+              <w:rPr>
+                <w:b/>
+                <w:bCs/>
+              </w:rPr>
+              <w:t>$400.000</w:t>
+            </w:r>
+          </w:p>
+        </w:tc>
+      </w:tr>
+      <w:tr>
+        <w:trPr>
+          <w:trHeight w:val="480"/>
+          <w:tblCellSpacing w:w="15" w:type="dxa"/>
+        </w:trPr>
+        <w:tc>
+          <w:tcPr>
+            <w:tcW w:w="0" w:type="auto"/>
+            <w:vAlign w:val="center"/>
+            <w:hideMark/>
+          </w:tcPr>
+          <w:p>
+            <w:pPr>
+              <w:rPr>
+                <w:b/>
+                <w:bCs/>
+              </w:rPr>
+            </w:pPr>
+            <w:r>
+              <w:rPr>
+                <w:b/>
+                <w:bCs/>
+              </w:rPr>
+              <w:t>Arquitecto de Software</w:t>
+            </w:r>
+          </w:p>
+        </w:tc>
+        <w:tc>
+          <w:tcPr>
+            <w:tcW w:w="0" w:type="auto"/>
+            <w:vAlign w:val="center"/>
+            <w:hideMark/>
+          </w:tcPr>
+          <w:p>
+            <w:pPr>
+              <w:rPr>
+                <w:b/>
+                <w:bCs/>
+              </w:rPr>
+            </w:pPr>
+            <w:r>
+              <w:rPr>
+                <w:b/>
+                <w:bCs/>
+              </w:rPr>
+              <w:t>15 h</w:t>
+            </w:r>
+          </w:p>
+        </w:tc>
+        <w:tc>
+          <w:tcPr>
+            <w:tcW w:w="0" w:type="auto"/>
+            <w:vAlign w:val="center"/>
+            <w:hideMark/>
+          </w:tcPr>
+          <w:p>
+            <w:pPr>
+              <w:rPr>
+                <w:b/>
+                <w:bCs/>
+              </w:rPr>
+            </w:pPr>
+            <w:r>
+              <w:rPr>
+                <w:b/>
+                <w:bCs/>
+              </w:rPr>
+              <w:t>$25.000</w:t>
+            </w:r>
+          </w:p>
+        </w:tc>
+        <w:tc>
+          <w:tcPr>
+            <w:tcW w:w="1543" w:type="dxa"/>
+            <w:vAlign w:val="center"/>
+            <w:hideMark/>
+          </w:tcPr>
+          <w:p>
+            <w:pPr>
+              <w:rPr>
+                <w:b/>
+                <w:bCs/>
+              </w:rPr>
+            </w:pPr>
+            <w:r>
+              <w:rPr>
+                <w:b/>
+                <w:bCs/>
+              </w:rPr>
+              <w:t>$375.000</w:t>
+            </w:r>
+          </w:p>
+        </w:tc>
+      </w:tr>
+      <w:tr>
+        <w:trPr>
+          <w:trHeight w:val="468"/>
+          <w:tblCellSpacing w:w="15" w:type="dxa"/>
+        </w:trPr>
+        <w:tc>
+          <w:tcPr>
+            <w:tcW w:w="0" w:type="auto"/>
+            <w:vAlign w:val="center"/>
+            <w:hideMark/>
+          </w:tcPr>
+          <w:p>
+            <w:pPr>
+              <w:rPr>
+                <w:b/>
+                <w:bCs/>
+              </w:rPr>
+            </w:pPr>
+            <w:r>
+              <w:rPr>
+                <w:b/>
+                <w:bCs/>
+              </w:rPr>
+              <w:t xml:space="preserve">Desarrollador </w:t>
+            </w:r>
+            <w:proofErr w:type="spellStart"/>
+            <w:r>
+              <w:rPr>
+                <w:b/>
+                <w:bCs/>
+              </w:rPr>
+              <w:t>Backend</w:t>
+            </w:r>
+            <w:proofErr w:type="spellEnd"/>
+          </w:p>
+        </w:tc>
+        <w:tc>
+          <w:tcPr>
+            <w:tcW w:w="0" w:type="auto"/>
+            <w:vAlign w:val="center"/>
+            <w:hideMark/>
+          </w:tcPr>
+          <w:p>
+            <w:pPr>
+              <w:rPr>
+                <w:b/>
+                <w:bCs/>
+              </w:rPr>
+            </w:pPr>
+            <w:r>
+              <w:rPr>
+                <w:b/>
+                <w:bCs/>
+              </w:rPr>
+              <w:t>60 h</w:t>
+            </w:r>
+          </w:p>
+        </w:tc>
+        <w:tc>
+          <w:tcPr>
+            <w:tcW w:w="0" w:type="auto"/>
+            <w:vAlign w:val="center"/>
+            <w:hideMark/>
+          </w:tcPr>
+          <w:p>
+            <w:pPr>
+              <w:rPr>
+                <w:b/>
+                <w:bCs/>
+              </w:rPr>
+            </w:pPr>
+            <w:r>
+              <w:rPr>
+                <w:b/>
+                <w:bCs/>
+              </w:rPr>
+              <w:t>$25.000</w:t>
+            </w:r>
+          </w:p>
+        </w:tc>
+        <w:tc>
+          <w:tcPr>
+            <w:tcW w:w="1543" w:type="dxa"/>
+            <w:vAlign w:val="center"/>
+            <w:hideMark/>
+          </w:tcPr>
+          <w:p>
+            <w:pPr>
+              <w:rPr>
+                <w:b/>
+                <w:bCs/>
+              </w:rPr>
+            </w:pPr>
+            <w:r>
+              <w:rPr>
+                <w:b/>
+                <w:bCs/>
+              </w:rPr>
+              <w:t>$1.500.000</w:t>
+            </w:r>
+          </w:p>
+        </w:tc>
+      </w:tr>
+      <w:tr>
+        <w:trPr>
+          <w:trHeight w:val="468"/>
+          <w:tblCellSpacing w:w="15" w:type="dxa"/>
+        </w:trPr>
+        <w:tc>
+          <w:tcPr>
+            <w:tcW w:w="0" w:type="auto"/>
+            <w:vAlign w:val="center"/>
+            <w:hideMark/>
+          </w:tcPr>
+          <w:p>
+            <w:pPr>
+              <w:rPr>
+                <w:b/>
+                <w:bCs/>
+              </w:rPr>
+            </w:pPr>
+            <w:r>
+              <w:rPr>
+                <w:b/>
+                <w:bCs/>
+              </w:rPr>
+              <w:t xml:space="preserve">Desarrollador </w:t>
+            </w:r>
+            <w:proofErr w:type="spellStart"/>
+            <w:r>
+              <w:rPr>
+                <w:b/>
+                <w:bCs/>
+              </w:rPr>
+              <w:t>Frontend</w:t>
+            </w:r>
+            <w:proofErr w:type="spellEnd"/>
+          </w:p>
+        </w:tc>
+        <w:tc>
+          <w:tcPr>
+            <w:tcW w:w="0" w:type="auto"/>
+            <w:vAlign w:val="center"/>
+            <w:hideMark/>
+          </w:tcPr>
+          <w:p>
+            <w:pPr>
+              <w:rPr>
+                <w:b/>
+                <w:bCs/>
+              </w:rPr>
+            </w:pPr>
+            <w:r>
+              <w:rPr>
+                <w:b/>
+                <w:bCs/>
+              </w:rPr>
+              <w:t>60 h</w:t>
+            </w:r>
+          </w:p>
+        </w:tc>
+        <w:tc>
+          <w:tcPr>
+            <w:tcW w:w="0" w:type="auto"/>
+            <w:vAlign w:val="center"/>
+            <w:hideMark/>
+          </w:tcPr>
+          <w:p>
+            <w:pPr>
+              <w:rPr>
+                <w:b/>
+                <w:bCs/>
+              </w:rPr>
+            </w:pPr>
+            <w:r>
+              <w:rPr>
+                <w:b/>
+                <w:bCs/>
+              </w:rPr>
+              <w:t>$25.000</w:t>
+            </w:r>
+          </w:p>
+        </w:tc>
+        <w:tc>
+          <w:tcPr>
+            <w:tcW w:w="1543" w:type="dxa"/>
+            <w:vAlign w:val="center"/>
+            <w:hideMark/>
+          </w:tcPr>
+          <w:p>
+            <w:pPr>
+              <w:rPr>
+                <w:b/>
+                <w:bCs/>
+              </w:rPr>
+            </w:pPr>
+            <w:r>
+              <w:rPr>
+                <w:b/>
+                <w:bCs/>
+              </w:rPr>
+              <w:t>$1.500.000</w:t>
+            </w:r>
+          </w:p>
+        </w:tc>
+      </w:tr>
+      <w:tr>
+        <w:trPr>
+          <w:trHeight w:val="468"/>
+          <w:tblCellSpacing w:w="15" w:type="dxa"/>
+        </w:trPr>
+        <w:tc>
+          <w:tcPr>
+            <w:tcW w:w="0" w:type="auto"/>
+            <w:vAlign w:val="center"/>
+            <w:hideMark/>
+          </w:tcPr>
+          <w:p>
+            <w:pPr>
+              <w:rPr>
+                <w:b/>
+                <w:bCs/>
+              </w:rPr>
+            </w:pPr>
+            <w:r>
+              <w:rPr>
+                <w:b/>
+                <w:bCs/>
+              </w:rPr>
+              <w:t>Ingeniero Base de Datos</w:t>
+            </w:r>
+          </w:p>
+        </w:tc>
+        <w:tc>
+          <w:tcPr>
+            <w:tcW w:w="0" w:type="auto"/>
+            <w:vAlign w:val="center"/>
+            <w:hideMark/>
+          </w:tcPr>
+          <w:p>
+            <w:pPr>
+              <w:rPr>
+                <w:b/>
+                <w:bCs/>
+              </w:rPr>
+            </w:pPr>
+            <w:r>
+              <w:rPr>
+                <w:b/>
+                <w:bCs/>
+              </w:rPr>
+              <w:t>20 h</w:t>
+            </w:r>
+          </w:p>
+        </w:tc>
+        <w:tc>
+          <w:tcPr>
+            <w:tcW w:w="0" w:type="auto"/>
+            <w:vAlign w:val="center"/>
+            <w:hideMark/>
+          </w:tcPr>
+          <w:p>
+            <w:pPr>
+              <w:rPr>
+                <w:b/>
+                <w:bCs/>
+              </w:rPr>
+            </w:pPr>
+            <w:r>
+              <w:rPr>
+                <w:b/>
+                <w:bCs/>
+              </w:rPr>
+              <w:t>$20.000</w:t>
+            </w:r>
+          </w:p>
+        </w:tc>
+        <w:tc>
+          <w:tcPr>
+            <w:tcW w:w="1543" w:type="dxa"/>
+            <w:vAlign w:val="center"/>
+            <w:hideMark/>
+          </w:tcPr>
+          <w:p>
+            <w:pPr>
+              <w:rPr>
+                <w:b/>
+                <w:bCs/>
+              </w:rPr>
+            </w:pPr>
+            <w:r>
+              <w:rPr>
+                <w:b/>
+                <w:bCs/>
+              </w:rPr>
+              <w:t>$400.000</w:t>
+            </w:r>
+          </w:p>
+        </w:tc>
+      </w:tr>
+      <w:tr>
+        <w:trPr>
+          <w:trHeight w:val="468"/>
+          <w:tblCellSpacing w:w="15" w:type="dxa"/>
+        </w:trPr>
+        <w:tc>
+          <w:tcPr>
+            <w:tcW w:w="0" w:type="auto"/>
+            <w:vAlign w:val="center"/>
+            <w:hideMark/>
+          </w:tcPr>
+          <w:p>
+            <w:pPr>
+              <w:rPr>
+                <w:b/>
+                <w:bCs/>
+              </w:rPr>
+            </w:pPr>
+            <w:r>
+              <w:rPr>
+                <w:b/>
+                <w:bCs/>
+              </w:rPr>
+              <w:t xml:space="preserve">Ingeniero IA / </w:t>
+            </w:r>
+            <w:proofErr w:type="spellStart"/>
+            <w:r>
+              <w:rPr>
+                <w:b/>
+                <w:bCs/>
+              </w:rPr>
+              <w:t>Chatbot</w:t>
+            </w:r>
+            <w:proofErr w:type="spellEnd"/>
+          </w:p>
+        </w:tc>
+        <w:tc>
+          <w:tcPr>
+            <w:tcW w:w="0" w:type="auto"/>
+            <w:vAlign w:val="center"/>
+            <w:hideMark/>
+          </w:tcPr>
+          <w:p>
+            <w:pPr>
+              <w:rPr>
+                <w:b/>
+                <w:bCs/>
+              </w:rPr>
+            </w:pPr>
+            <w:r>
+              <w:rPr>
+                <w:b/>
+                <w:bCs/>
+              </w:rPr>
+              <w:t>30 h</w:t>
+            </w:r>
+          </w:p>
+        </w:tc>
+        <w:tc>
+          <w:tcPr>
+            <w:tcW w:w="0" w:type="auto"/>
+            <w:vAlign w:val="center"/>
+            <w:hideMark/>
+          </w:tcPr>
+          <w:p>
+            <w:pPr>
+              <w:rPr>
+                <w:b/>
+                <w:bCs/>
+              </w:rPr>
+            </w:pPr>
+            <w:r>
+              <w:rPr>
+                <w:b/>
+                <w:bCs/>
+              </w:rPr>
+              <w:t>$25.000</w:t>
+            </w:r>
+          </w:p>
+        </w:tc>
+        <w:tc>
+          <w:tcPr>
+            <w:tcW w:w="1543" w:type="dxa"/>
+            <w:vAlign w:val="center"/>
+            <w:hideMark/>
+          </w:tcPr>
+          <w:p>
+            <w:pPr>
+              <w:rPr>
+                <w:b/>
+                <w:bCs/>
+              </w:rPr>
+            </w:pPr>
+            <w:r>
+              <w:rPr>
+                <w:b/>
+                <w:bCs/>
+              </w:rPr>
+              <w:t>$750.000</w:t>
+            </w:r>
+          </w:p>
+        </w:tc>
+      </w:tr>
+      <w:tr>
+        <w:trPr>
+          <w:trHeight w:val="468"/>
+          <w:tblCellSpacing w:w="15" w:type="dxa"/>
+        </w:trPr>
+        <w:tc>
+          <w:tcPr>
+            <w:tcW w:w="0" w:type="auto"/>
+            <w:vAlign w:val="center"/>
+            <w:hideMark/>
+          </w:tcPr>
+          <w:p>
+            <w:pPr>
+              <w:rPr>
+                <w:b/>
+                <w:bCs/>
+              </w:rPr>
+            </w:pPr>
+            <w:r>
+              <w:rPr>
+                <w:b/>
+                <w:bCs/>
+              </w:rPr>
+              <w:t>Diseñador UI/UX</w:t>
+            </w:r>
+          </w:p>
+        </w:tc>
+        <w:tc>
+          <w:tcPr>
+            <w:tcW w:w="0" w:type="auto"/>
+            <w:vAlign w:val="center"/>
+            <w:hideMark/>
+          </w:tcPr>
+          <w:p>
+            <w:pPr>
+              <w:rPr>
+                <w:b/>
+                <w:bCs/>
+              </w:rPr>
+            </w:pPr>
+            <w:r>
+              <w:rPr>
+                <w:b/>
+                <w:bCs/>
+              </w:rPr>
+              <w:t>20 h</w:t>
+            </w:r>
+          </w:p>
+        </w:tc>
+        <w:tc>
+          <w:tcPr>
+            <w:tcW w:w="0" w:type="auto"/>
+            <w:vAlign w:val="center"/>
+            <w:hideMark/>
+          </w:tcPr>
+          <w:p>
+            <w:pPr>
+              <w:rPr>
+                <w:b/>
+                <w:bCs/>
+              </w:rPr>
+            </w:pPr>
+            <w:r>
+              <w:rPr>
+                <w:b/>
+                <w:bCs/>
+              </w:rPr>
+              <w:t>$20.000</w:t>
+            </w:r>
+          </w:p>
+        </w:tc>
+        <w:tc>
+          <w:tcPr>
+            <w:tcW w:w="1543" w:type="dxa"/>
+            <w:vAlign w:val="center"/>
+            <w:hideMark/>
+          </w:tcPr>
+          <w:p>
+            <w:pPr>
+              <w:rPr>
+                <w:b/>
+                <w:bCs/>
+              </w:rPr>
+            </w:pPr>
+            <w:r>
+              <w:rPr>
+                <w:b/>
+                <w:bCs/>
+              </w:rPr>
+              <w:t>$400.000</w:t>
+            </w:r>
+          </w:p>
+        </w:tc>
+      </w:tr>
+      <w:tr>
+        <w:trPr>
+          <w:trHeight w:val="468"/>
+          <w:tblCellSpacing w:w="15" w:type="dxa"/>
+        </w:trPr>
+        <w:tc>
+          <w:tcPr>
+            <w:tcW w:w="0" w:type="auto"/>
+            <w:vAlign w:val="center"/>
+            <w:hideMark/>
+          </w:tcPr>
+          <w:p>
+            <w:pPr>
+              <w:rPr>
+                <w:b/>
+                <w:bCs/>
+              </w:rPr>
+            </w:pPr>
+            <w:r>
+              <w:rPr>
+                <w:b/>
+                <w:bCs/>
+              </w:rPr>
+              <w:t>Tester / QA</w:t>
+            </w:r>
+          </w:p>
+        </w:tc>
+        <w:tc>
+          <w:tcPr>
+            <w:tcW w:w="0" w:type="auto"/>
+            <w:vAlign w:val="center"/>
+            <w:hideMark/>
+          </w:tcPr>
+          <w:p>
+            <w:pPr>
+              <w:rPr>
+                <w:b/>
+                <w:bCs/>
+              </w:rPr>
+            </w:pPr>
+            <w:r>
+              <w:rPr>
+                <w:b/>
+                <w:bCs/>
+              </w:rPr>
+              <w:t>30 h</w:t>
+            </w:r>
+          </w:p>
+        </w:tc>
+        <w:tc>
+          <w:tcPr>
+            <w:tcW w:w="0" w:type="auto"/>
+            <w:vAlign w:val="center"/>
+            <w:hideMark/>
+          </w:tcPr>
+          <w:p>
+            <w:pPr>
+              <w:rPr>
+                <w:b/>
+                <w:bCs/>
+              </w:rPr>
+            </w:pPr>
+            <w:r>
+              <w:rPr>
+                <w:b/>
+                <w:bCs/>
+              </w:rPr>
+              <w:t>$18.000</w:t>
+            </w:r>
+          </w:p>
+        </w:tc>
+        <w:tc>
+          <w:tcPr>
+            <w:tcW w:w="1543" w:type="dxa"/>
+            <w:vAlign w:val="center"/>
+            <w:hideMark/>
+          </w:tcPr>
+          <w:p>
+            <w:pPr>
+              <w:rPr>
+                <w:b/>
+                <w:bCs/>
+              </w:rPr>
+            </w:pPr>
+            <w:r>
+              <w:rPr>
+                <w:b/>
+                <w:bCs/>
+              </w:rPr>
+              <w:t>$540.000</w:t>
+            </w:r>
+          </w:p>
+        </w:tc>
+      </w:tr>
+      <w:tr>
+        <w:trPr>
+          <w:trHeight w:val="480"/>
+          <w:tblCellSpacing w:w="15" w:type="dxa"/>
+        </w:trPr>
+        <w:tc>
+          <w:tcPr>
+            <w:tcW w:w="0" w:type="auto"/>
+            <w:vAlign w:val="center"/>
+            <w:hideMark/>
+          </w:tcPr>
+          <w:p>
+            <w:pPr>
+              <w:rPr>
+                <w:b/>
+                <w:bCs/>
+              </w:rPr>
+            </w:pPr>
+            <w:r>
+              <w:rPr>
+                <w:b/>
+                <w:bCs/>
+              </w:rPr>
+              <w:t>Scrum Master</w:t>
+            </w:r>
+          </w:p>
+        </w:tc>
+        <w:tc>
+          <w:tcPr>
+            <w:tcW w:w="0" w:type="auto"/>
+            <w:vAlign w:val="center"/>
+            <w:hideMark/>
+          </w:tcPr>
+          <w:p>
+            <w:pPr>
+              <w:rPr>
+                <w:b/>
+                <w:bCs/>
+              </w:rPr>
+            </w:pPr>
+            <w:r>
+              <w:rPr>
+                <w:b/>
+                <w:bCs/>
+              </w:rPr>
+              <w:t>15 h</w:t>
+            </w:r>
+          </w:p>
+        </w:tc>
+        <w:tc>
+          <w:tcPr>
+            <w:tcW w:w="0" w:type="auto"/>
+            <w:vAlign w:val="center"/>
+            <w:hideMark/>
+          </w:tcPr>
+          <w:p>
+            <w:pPr>
+              <w:rPr>
+                <w:b/>
+                <w:bCs/>
+              </w:rPr>
+            </w:pPr>
+            <w:r>
+              <w:rPr>
+                <w:b/>
+                <w:bCs/>
+              </w:rPr>
+              <w:t>$20.000</w:t>
+            </w:r>
+          </w:p>
+        </w:tc>
+        <w:tc>
+          <w:tcPr>
+            <w:tcW w:w="1543" w:type="dxa"/>
+            <w:vAlign w:val="center"/>
+            <w:hideMark/>
+          </w:tcPr>
+          <w:p>
+            <w:pPr>
+              <w:rPr>
+                <w:b/>
+                <w:bCs/>
+              </w:rPr>
+            </w:pPr>
+            <w:r>
+              <w:rPr>
+                <w:b/>
+                <w:bCs/>
+              </w:rPr>
+              <w:t>$300.000</w:t>
+            </w:r>
+          </w:p>
+        </w:tc>
+      </w:tr>
+      <w:tr>
+        <w:trPr>
+          <w:trHeight w:val="468"/>
+          <w:tblCellSpacing w:w="15" w:type="dxa"/>
+        </w:trPr>
+        <w:tc>
+          <w:tcPr>
+            <w:tcW w:w="0" w:type="auto"/>
+            <w:vAlign w:val="center"/>
+            <w:hideMark/>
+          </w:tcPr>
+          <w:p>
+            <w:pPr>
+              <w:rPr>
+                <w:b/>
+                <w:bCs/>
+              </w:rPr>
+            </w:pPr>
+            <w:proofErr w:type="spellStart"/>
+            <w:r>
+              <w:rPr>
+                <w:b/>
+                <w:bCs/>
+              </w:rPr>
+              <w:t>Product</w:t>
+            </w:r>
+            <w:proofErr w:type="spellEnd"/>
+            <w:r>
+              <w:rPr>
+                <w:b/>
+                <w:bCs/>
+              </w:rPr>
+              <w:t xml:space="preserve"> Owner</w:t>
+            </w:r>
+          </w:p>
+        </w:tc>
+        <w:tc>
+          <w:tcPr>
+            <w:tcW w:w="0" w:type="auto"/>
+            <w:vAlign w:val="center"/>
+            <w:hideMark/>
+          </w:tcPr>
+          <w:p>
+            <w:pPr>
+              <w:rPr>
+                <w:b/>
+                <w:bCs/>
+              </w:rPr>
+            </w:pPr>
+            <w:r>
+              <w:rPr>
+                <w:b/>
+                <w:bCs/>
+              </w:rPr>
+              <w:t>10 h</w:t>
+            </w:r>
+          </w:p>
+        </w:tc>
+        <w:tc>
+          <w:tcPr>
+            <w:tcW w:w="0" w:type="auto"/>
+            <w:vAlign w:val="center"/>
+            <w:hideMark/>
+          </w:tcPr>
+          <w:p>
+            <w:pPr>
+              <w:rPr>
+                <w:b/>
+                <w:bCs/>
+              </w:rPr>
+            </w:pPr>
+            <w:r>
+              <w:rPr>
+                <w:b/>
+                <w:bCs/>
+              </w:rPr>
+              <w:t>$20.000</w:t>
+            </w:r>
+          </w:p>
+        </w:tc>
+        <w:tc>
+          <w:tcPr>
+            <w:tcW w:w="1543" w:type="dxa"/>
+            <w:vAlign w:val="center"/>
+            <w:hideMark/>
+          </w:tcPr>
+          <w:p>
+            <w:pPr>
+              <w:rPr>
+                <w:b/>
+                <w:bCs/>
+              </w:rPr>
+            </w:pPr>
+            <w:r>
+              <w:rPr>
+                <w:b/>
+                <w:bCs/>
+              </w:rPr>
+              <w:t>$200.000</w:t>
+            </w:r>
+          </w:p>
+        </w:tc>
+      </w:tr>
+    </w:tbl>
+    <w:p>
+      <w:pPr>
+        <w:pStyle w:val="Ttulo2"/>
+      </w:pPr>
+      <w:bookmarkStart w:id="23" w:name="_Toc223676119"/>
+      <w:r>
+        <w:lastRenderedPageBreak/>
+        <w:t>Costo del hardware</w:t>
+      </w:r>
+      <w:bookmarkEnd w:id="23"/>
+    </w:p>
+    <w:tbl>
+      <w:tblPr>
+        <w:tblW w:w="0" w:type="auto"/>
+        <w:tblCellSpacing w:w="15" w:type="dxa"/>
+        <w:tblBorders>
+          <w:top w:val="single" w:sz="4" w:space="0" w:color="auto"/>
+          <w:left w:val="single" w:sz="4" w:space="0" w:color="auto"/>
+          <w:bottom w:val="single" w:sz="4" w:space="0" w:color="auto"/>
+          <w:right w:val="single" w:sz="4" w:space="0" w:color="auto"/>
+          <w:insideH w:val="single" w:sz="4" w:space="0" w:color="auto"/>
+          <w:insideV w:val="single" w:sz="4" w:space="0" w:color="auto"/>
+        </w:tblBorders>
+        <w:tblCellMar>
+          <w:top w:w="15" w:type="dxa"/>
+          <w:left w:w="15" w:type="dxa"/>
+          <w:bottom w:w="15" w:type="dxa"/>
+          <w:right w:w="15" w:type="dxa"/>
+        </w:tblCellMar>
+        <w:tblLook w:val="04A0" w:firstRow="1" w:lastRow="0" w:firstColumn="1" w:lastColumn="0" w:noHBand="0" w:noVBand="1"/>
+      </w:tblPr>
+      <w:tblGrid>
+        <w:gridCol w:w="3058"/>
+        <w:gridCol w:w="2257"/>
+        <w:gridCol w:w="899"/>
+        <w:gridCol w:w="1509"/>
+        <w:gridCol w:w="1105"/>
+      </w:tblGrid>
+      <w:tr>
+        <w:trPr>
+          <w:tblHeader/>
+          <w:tblCellSpacing w:w="15" w:type="dxa"/>
+        </w:trPr>
+        <w:tc>
+          <w:tcPr>
+            <w:tcW w:w="0" w:type="auto"/>
+            <w:vAlign w:val="center"/>
+            <w:hideMark/>
+          </w:tcPr>
+          <w:p>
+            <w:pPr>
+              <w:rPr>
+                <w:b/>
+                <w:bCs/>
+              </w:rPr>
+            </w:pPr>
+            <w:r>
+              <w:rPr>
+                <w:b/>
+                <w:bCs/>
+              </w:rPr>
+              <w:t>Recurso</w:t>
+            </w:r>
+          </w:p>
+        </w:tc>
+        <w:tc>
+          <w:tcPr>
+            <w:tcW w:w="0" w:type="auto"/>
+            <w:vAlign w:val="center"/>
+            <w:hideMark/>
+          </w:tcPr>
+          <w:p>
+            <w:pPr>
+              <w:rPr>
+                <w:b/>
+                <w:bCs/>
+              </w:rPr>
+            </w:pPr>
+            <w:r>
+              <w:rPr>
+                <w:b/>
+                <w:bCs/>
+              </w:rPr>
+              <w:t>Uso en el proyecto</w:t>
+            </w:r>
+          </w:p>
+        </w:tc>
+        <w:tc>
+          <w:tcPr>
+            <w:tcW w:w="0" w:type="auto"/>
+            <w:vAlign w:val="center"/>
+            <w:hideMark/>
+          </w:tcPr>
+          <w:p>
+            <w:pPr>
+              <w:rPr>
+                <w:b/>
+                <w:bCs/>
+              </w:rPr>
+            </w:pPr>
+            <w:r>
+              <w:rPr>
+                <w:b/>
+                <w:bCs/>
+              </w:rPr>
+              <w:t>Cantidad</w:t>
+            </w:r>
+          </w:p>
+        </w:tc>
+        <w:tc>
+          <w:tcPr>
+            <w:tcW w:w="0" w:type="auto"/>
+            <w:vAlign w:val="center"/>
+            <w:hideMark/>
+          </w:tcPr>
+          <w:p>
+            <w:pPr>
+              <w:rPr>
+                <w:b/>
+                <w:bCs/>
+              </w:rPr>
+            </w:pPr>
+            <w:r>
+              <w:rPr>
+                <w:b/>
+                <w:bCs/>
+              </w:rPr>
+              <w:t>Valor Unitario (COP)</w:t>
+            </w:r>
+          </w:p>
+        </w:tc>
+        <w:tc>
+          <w:tcPr>
+            <w:tcW w:w="0" w:type="auto"/>
+            <w:vAlign w:val="center"/>
+            <w:hideMark/>
+          </w:tcPr>
+          <w:p>
+            <w:pPr>
+              <w:rPr>
+                <w:b/>
+                <w:bCs/>
+              </w:rPr>
+            </w:pPr>
+            <w:r>
+              <w:rPr>
+                <w:b/>
+                <w:bCs/>
+              </w:rPr>
+              <w:t>Total</w:t>
+            </w:r>
+          </w:p>
+        </w:tc>
+      </w:tr>
+      <w:tr>
+        <w:trPr>
+          <w:tblCellSpacing w:w="15" w:type="dxa"/>
+        </w:trPr>
+        <w:tc>
+          <w:tcPr>
+            <w:tcW w:w="0" w:type="auto"/>
+            <w:vAlign w:val="center"/>
+            <w:hideMark/>
+          </w:tcPr>
+          <w:p>
+            <w:pPr>
+              <w:rPr>
+                <w:b/>
+                <w:bCs/>
+              </w:rPr>
+            </w:pPr>
+            <w:r>
+              <w:rPr>
+                <w:b/>
+                <w:bCs/>
+              </w:rPr>
+              <w:t>Laptop básica para desarrollo (8GB RAM, SSD 256GB)</w:t>
+            </w:r>
+          </w:p>
+        </w:tc>
+        <w:tc>
+          <w:tcPr>
+            <w:tcW w:w="0" w:type="auto"/>
+            <w:vAlign w:val="center"/>
+            <w:hideMark/>
+          </w:tcPr>
+          <w:p>
+            <w:pPr>
+              <w:rPr>
+                <w:b/>
+                <w:bCs/>
+              </w:rPr>
+            </w:pPr>
+            <w:r>
+              <w:rPr>
+                <w:b/>
+                <w:bCs/>
+              </w:rPr>
+              <w:t xml:space="preserve">Programación </w:t>
+            </w:r>
+            <w:proofErr w:type="spellStart"/>
+            <w:r>
+              <w:rPr>
+                <w:b/>
+                <w:bCs/>
+              </w:rPr>
+              <w:t>backend</w:t>
+            </w:r>
+            <w:proofErr w:type="spellEnd"/>
+            <w:r>
+              <w:rPr>
+                <w:b/>
+                <w:bCs/>
+              </w:rPr>
+              <w:t xml:space="preserve"> y </w:t>
+            </w:r>
+            <w:proofErr w:type="spellStart"/>
+            <w:r>
+              <w:rPr>
+                <w:b/>
+                <w:bCs/>
+              </w:rPr>
+              <w:t>frontend</w:t>
+            </w:r>
+            <w:proofErr w:type="spellEnd"/>
+          </w:p>
+        </w:tc>
+        <w:tc>
+          <w:tcPr>
+            <w:tcW w:w="0" w:type="auto"/>
+            <w:vAlign w:val="center"/>
+            <w:hideMark/>
+          </w:tcPr>
+          <w:p>
+            <w:pPr>
+              <w:rPr>
+                <w:b/>
+                <w:bCs/>
+              </w:rPr>
+            </w:pPr>
+            <w:r>
+              <w:rPr>
+                <w:b/>
+                <w:bCs/>
+              </w:rPr>
+              <w:t>2</w:t>
+            </w:r>
+          </w:p>
+        </w:tc>
+        <w:tc>
+          <w:tcPr>
+            <w:tcW w:w="0" w:type="auto"/>
+            <w:vAlign w:val="center"/>
+            <w:hideMark/>
+          </w:tcPr>
+          <w:p>
+            <w:pPr>
+              <w:rPr>
+                <w:b/>
+                <w:bCs/>
+              </w:rPr>
+            </w:pPr>
+            <w:r>
+              <w:rPr>
+                <w:b/>
+                <w:bCs/>
+              </w:rPr>
+              <w:t>$1.800.000</w:t>
+            </w:r>
+          </w:p>
+        </w:tc>
+        <w:tc>
+          <w:tcPr>
+            <w:tcW w:w="0" w:type="auto"/>
+            <w:vAlign w:val="center"/>
+            <w:hideMark/>
+          </w:tcPr>
+          <w:p>
+            <w:pPr>
+              <w:rPr>
+                <w:b/>
+                <w:bCs/>
+              </w:rPr>
+            </w:pPr>
+            <w:r>
+              <w:rPr>
+                <w:b/>
+                <w:bCs/>
+              </w:rPr>
+              <w:t>$3.600.000</w:t>
+            </w:r>
+          </w:p>
+        </w:tc>
+      </w:tr>
+      <w:tr>
+        <w:trPr>
+          <w:tblCellSpacing w:w="15" w:type="dxa"/>
+        </w:trPr>
+        <w:tc>
+          <w:tcPr>
+            <w:tcW w:w="0" w:type="auto"/>
+            <w:vAlign w:val="center"/>
+            <w:hideMark/>
+          </w:tcPr>
+          <w:p>
+            <w:pPr>
+              <w:rPr>
+                <w:b/>
+                <w:bCs/>
+              </w:rPr>
+            </w:pPr>
+            <w:r>
+              <w:rPr>
+                <w:b/>
+                <w:bCs/>
+              </w:rPr>
+              <w:t>Smartphone gama baja para pruebas</w:t>
+            </w:r>
+          </w:p>
+        </w:tc>
+        <w:tc>
+          <w:tcPr>
+            <w:tcW w:w="0" w:type="auto"/>
+            <w:vAlign w:val="center"/>
+            <w:hideMark/>
+          </w:tcPr>
+          <w:p>
+            <w:pPr>
+              <w:rPr>
+                <w:b/>
+                <w:bCs/>
+              </w:rPr>
+            </w:pPr>
+            <w:r>
+              <w:rPr>
+                <w:b/>
+                <w:bCs/>
+              </w:rPr>
+              <w:t>Probar la aplicación móvil</w:t>
+            </w:r>
+          </w:p>
+        </w:tc>
+        <w:tc>
+          <w:tcPr>
+            <w:tcW w:w="0" w:type="auto"/>
+            <w:vAlign w:val="center"/>
+            <w:hideMark/>
+          </w:tcPr>
+          <w:p>
+            <w:pPr>
+              <w:rPr>
+                <w:b/>
+                <w:bCs/>
+              </w:rPr>
+            </w:pPr>
+            <w:r>
+              <w:rPr>
+                <w:b/>
+                <w:bCs/>
+              </w:rPr>
+              <w:t>1</w:t>
+            </w:r>
+          </w:p>
+        </w:tc>
+        <w:tc>
+          <w:tcPr>
+            <w:tcW w:w="0" w:type="auto"/>
+            <w:vAlign w:val="center"/>
+            <w:hideMark/>
+          </w:tcPr>
+          <w:p>
+            <w:pPr>
+              <w:rPr>
+                <w:b/>
+                <w:bCs/>
+              </w:rPr>
+            </w:pPr>
+            <w:r>
+              <w:rPr>
+                <w:b/>
+                <w:bCs/>
+              </w:rPr>
+              <w:t>$600.000</w:t>
+            </w:r>
+          </w:p>
+        </w:tc>
+        <w:tc>
+          <w:tcPr>
+            <w:tcW w:w="0" w:type="auto"/>
+            <w:vAlign w:val="center"/>
+            <w:hideMark/>
+          </w:tcPr>
+          <w:p>
+            <w:pPr>
+              <w:rPr>
+                <w:b/>
+                <w:bCs/>
+              </w:rPr>
+            </w:pPr>
+            <w:r>
+              <w:rPr>
+                <w:b/>
+                <w:bCs/>
+              </w:rPr>
+              <w:t>$600.000</w:t>
+            </w:r>
+          </w:p>
+        </w:tc>
+      </w:tr>
+      <w:tr>
+        <w:trPr>
+          <w:tblCellSpacing w:w="15" w:type="dxa"/>
+        </w:trPr>
+        <w:tc>
+          <w:tcPr>
+            <w:tcW w:w="0" w:type="auto"/>
+            <w:vAlign w:val="center"/>
+            <w:hideMark/>
+          </w:tcPr>
+          <w:p>
+            <w:pPr>
+              <w:rPr>
+                <w:b/>
+                <w:bCs/>
+              </w:rPr>
+            </w:pPr>
+            <w:proofErr w:type="spellStart"/>
+            <w:r>
+              <w:rPr>
+                <w:b/>
+                <w:bCs/>
+              </w:rPr>
+              <w:t>Router</w:t>
+            </w:r>
+            <w:proofErr w:type="spellEnd"/>
+            <w:r>
+              <w:rPr>
+                <w:b/>
+                <w:bCs/>
+              </w:rPr>
+              <w:t xml:space="preserve"> básico de internet</w:t>
+            </w:r>
+          </w:p>
+        </w:tc>
+        <w:tc>
+          <w:tcPr>
+            <w:tcW w:w="0" w:type="auto"/>
+            <w:vAlign w:val="center"/>
+            <w:hideMark/>
+          </w:tcPr>
+          <w:p>
+            <w:pPr>
+              <w:rPr>
+                <w:b/>
+                <w:bCs/>
+              </w:rPr>
+            </w:pPr>
+            <w:r>
+              <w:rPr>
+                <w:b/>
+                <w:bCs/>
+              </w:rPr>
+              <w:t>Conexión de red</w:t>
+            </w:r>
+          </w:p>
+        </w:tc>
+        <w:tc>
+          <w:tcPr>
+            <w:tcW w:w="0" w:type="auto"/>
+            <w:vAlign w:val="center"/>
+            <w:hideMark/>
+          </w:tcPr>
+          <w:p>
+            <w:pPr>
+              <w:rPr>
+                <w:b/>
+                <w:bCs/>
+              </w:rPr>
+            </w:pPr>
+            <w:r>
+              <w:rPr>
+                <w:b/>
+                <w:bCs/>
+              </w:rPr>
+              <w:t>1</w:t>
+            </w:r>
+          </w:p>
+        </w:tc>
+        <w:tc>
+          <w:tcPr>
+            <w:tcW w:w="0" w:type="auto"/>
+            <w:vAlign w:val="center"/>
+            <w:hideMark/>
+          </w:tcPr>
+          <w:p>
+            <w:pPr>
+              <w:rPr>
+                <w:b/>
+                <w:bCs/>
+              </w:rPr>
+            </w:pPr>
+            <w:r>
+              <w:rPr>
+                <w:b/>
+                <w:bCs/>
+              </w:rPr>
+              <w:t>$120.000</w:t>
+            </w:r>
+          </w:p>
+        </w:tc>
+        <w:tc>
+          <w:tcPr>
+            <w:tcW w:w="0" w:type="auto"/>
+            <w:vAlign w:val="center"/>
+            <w:hideMark/>
+          </w:tcPr>
+          <w:p>
+            <w:pPr>
+              <w:rPr>
+                <w:b/>
+                <w:bCs/>
+              </w:rPr>
+            </w:pPr>
+            <w:r>
+              <w:rPr>
+                <w:b/>
+                <w:bCs/>
+              </w:rPr>
+              <w:t>$120.000</w:t>
+            </w:r>
+          </w:p>
+        </w:tc>
+      </w:tr>
+      <w:tr>
+        <w:trPr>
+          <w:tblCellSpacing w:w="15" w:type="dxa"/>
+        </w:trPr>
+        <w:tc>
+          <w:tcPr>
+            <w:tcW w:w="0" w:type="auto"/>
+            <w:vAlign w:val="center"/>
+            <w:hideMark/>
+          </w:tcPr>
+          <w:p>
+            <w:pPr>
+              <w:rPr>
+                <w:b/>
+                <w:bCs/>
+              </w:rPr>
+            </w:pPr>
+            <w:r>
+              <w:rPr>
+                <w:b/>
+                <w:bCs/>
+              </w:rPr>
+              <w:t>Disco duro externo 1TB</w:t>
+            </w:r>
+          </w:p>
+        </w:tc>
+        <w:tc>
+          <w:tcPr>
+            <w:tcW w:w="0" w:type="auto"/>
+            <w:vAlign w:val="center"/>
+            <w:hideMark/>
+          </w:tcPr>
+          <w:p>
+            <w:pPr>
+              <w:rPr>
+                <w:b/>
+                <w:bCs/>
+              </w:rPr>
+            </w:pPr>
+            <w:r>
+              <w:rPr>
+                <w:b/>
+                <w:bCs/>
+              </w:rPr>
+              <w:t>Copias de seguridad del proyecto</w:t>
+            </w:r>
+          </w:p>
+        </w:tc>
+        <w:tc>
+          <w:tcPr>
+            <w:tcW w:w="0" w:type="auto"/>
+            <w:vAlign w:val="center"/>
+            <w:hideMark/>
+          </w:tcPr>
+          <w:p>
+            <w:pPr>
+              <w:rPr>
+                <w:b/>
+                <w:bCs/>
+              </w:rPr>
+            </w:pPr>
+            <w:r>
+              <w:rPr>
+                <w:b/>
+                <w:bCs/>
+              </w:rPr>
+              <w:t>1</w:t>
+            </w:r>
+          </w:p>
+        </w:tc>
+        <w:tc>
+          <w:tcPr>
+            <w:tcW w:w="0" w:type="auto"/>
+            <w:vAlign w:val="center"/>
+            <w:hideMark/>
+          </w:tcPr>
+          <w:p>
+            <w:pPr>
+              <w:rPr>
+                <w:b/>
+                <w:bCs/>
+              </w:rPr>
+            </w:pPr>
+            <w:r>
+              <w:rPr>
+                <w:b/>
+                <w:bCs/>
+              </w:rPr>
+              <w:t>$250.000</w:t>
+            </w:r>
+          </w:p>
+        </w:tc>
+        <w:tc>
+          <w:tcPr>
+            <w:tcW w:w="0" w:type="auto"/>
+            <w:vAlign w:val="center"/>
+            <w:hideMark/>
+          </w:tcPr>
+          <w:p>
+            <w:pPr>
+              <w:rPr>
+                <w:b/>
+                <w:bCs/>
+              </w:rPr>
+            </w:pPr>
+            <w:r>
+              <w:rPr>
+                <w:b/>
+                <w:bCs/>
+              </w:rPr>
+              <w:t>$250.000</w:t>
+            </w:r>
+          </w:p>
+        </w:tc>
+      </w:tr>
+    </w:tbl>
+    <w:p>
+      <w:pPr>
+        <w:pStyle w:val="Ttulo2"/>
+      </w:pPr>
+      <w:bookmarkStart w:id="24" w:name="_Toc223676120"/>
+      <w:r>
+        <w:t>Costos del software</w:t>
+      </w:r>
+      <w:bookmarkEnd w:id="24"/>
+      <w:r>
+        <w:br/>
+      </w:r>
+    </w:p>
+    <w:tbl>
+      <w:tblPr>
+        <w:tblW w:w="0" w:type="auto"/>
+        <w:tblCellSpacing w:w="15" w:type="dxa"/>
+        <w:tblBorders>
+          <w:top w:val="single" w:sz="4" w:space="0" w:color="auto"/>
+          <w:left w:val="single" w:sz="4" w:space="0" w:color="auto"/>
+          <w:bottom w:val="single" w:sz="4" w:space="0" w:color="auto"/>
+          <w:right w:val="single" w:sz="4" w:space="0" w:color="auto"/>
+          <w:insideH w:val="single" w:sz="4" w:space="0" w:color="auto"/>
+          <w:insideV w:val="single" w:sz="4" w:space="0" w:color="auto"/>
+        </w:tblBorders>
+        <w:tblCellMar>
+          <w:top w:w="15" w:type="dxa"/>
+          <w:left w:w="15" w:type="dxa"/>
+          <w:bottom w:w="15" w:type="dxa"/>
+          <w:right w:w="15" w:type="dxa"/>
+        </w:tblCellMar>
+        <w:tblLook w:val="04A0" w:firstRow="1" w:lastRow="0" w:firstColumn="1" w:lastColumn="0" w:noHBand="0" w:noVBand="1"/>
+      </w:tblPr>
+      <w:tblGrid>
+        <w:gridCol w:w="3179"/>
+        <w:gridCol w:w="2869"/>
+        <w:gridCol w:w="1247"/>
+        <w:gridCol w:w="1154"/>
+      </w:tblGrid>
+      <w:tr>
+        <w:trPr>
+          <w:tblHeader/>
+          <w:tblCellSpacing w:w="15" w:type="dxa"/>
+        </w:trPr>
+        <w:tc>
+          <w:tcPr>
+            <w:tcW w:w="0" w:type="auto"/>
+            <w:vAlign w:val="center"/>
+            <w:hideMark/>
+          </w:tcPr>
+          <w:p>
+            <w:pPr>
+              <w:rPr>
+                <w:b/>
+                <w:bCs/>
+              </w:rPr>
+            </w:pPr>
+            <w:r>
+              <w:rPr>
+                <w:b/>
+                <w:bCs/>
+              </w:rPr>
+              <w:t>Software / Servicio</w:t>
+            </w:r>
+          </w:p>
+        </w:tc>
+        <w:tc>
+          <w:tcPr>
+            <w:tcW w:w="0" w:type="auto"/>
+            <w:vAlign w:val="center"/>
+            <w:hideMark/>
+          </w:tcPr>
+          <w:p>
+            <w:pPr>
+              <w:rPr>
+                <w:b/>
+                <w:bCs/>
+              </w:rPr>
+            </w:pPr>
+            <w:r>
+              <w:rPr>
+                <w:b/>
+                <w:bCs/>
+              </w:rPr>
+              <w:t>Uso en el proyecto</w:t>
+            </w:r>
+          </w:p>
+        </w:tc>
+        <w:tc>
+          <w:tcPr>
+            <w:tcW w:w="0" w:type="auto"/>
+            <w:vAlign w:val="center"/>
+            <w:hideMark/>
+          </w:tcPr>
+          <w:p>
+            <w:pPr>
+              <w:rPr>
+                <w:b/>
+                <w:bCs/>
+              </w:rPr>
+            </w:pPr>
+            <w:r>
+              <w:rPr>
+                <w:b/>
+                <w:bCs/>
+              </w:rPr>
+              <w:t>Tipo</w:t>
+            </w:r>
+          </w:p>
+        </w:tc>
+        <w:tc>
+          <w:tcPr>
+            <w:tcW w:w="0" w:type="auto"/>
+            <w:vAlign w:val="center"/>
+            <w:hideMark/>
+          </w:tcPr>
+          <w:p>
+            <w:pPr>
+              <w:rPr>
+                <w:b/>
+                <w:bCs/>
+              </w:rPr>
+            </w:pPr>
+            <w:r>
+              <w:rPr>
+                <w:b/>
+                <w:bCs/>
+              </w:rPr>
+              <w:t>Valor (COP)</w:t>
+            </w:r>
+          </w:p>
+        </w:tc>
+      </w:tr>
+      <w:tr>
+        <w:trPr>
+          <w:tblCellSpacing w:w="15" w:type="dxa"/>
+        </w:trPr>
+        <w:tc>
+          <w:tcPr>
+            <w:tcW w:w="0" w:type="auto"/>
+            <w:vAlign w:val="center"/>
+            <w:hideMark/>
+          </w:tcPr>
+          <w:p>
+            <w:pPr>
+              <w:rPr>
+                <w:b/>
+                <w:bCs/>
+              </w:rPr>
+            </w:pPr>
+            <w:r>
+              <w:rPr>
+                <w:b/>
+                <w:bCs/>
+              </w:rPr>
+              <w:t>Ubuntu / Linux</w:t>
+            </w:r>
+          </w:p>
+        </w:tc>
+        <w:tc>
+          <w:tcPr>
+            <w:tcW w:w="0" w:type="auto"/>
+            <w:vAlign w:val="center"/>
+            <w:hideMark/>
+          </w:tcPr>
+          <w:p>
+            <w:pPr>
+              <w:rPr>
+                <w:b/>
+                <w:bCs/>
+              </w:rPr>
+            </w:pPr>
+            <w:r>
+              <w:rPr>
+                <w:b/>
+                <w:bCs/>
+              </w:rPr>
+              <w:t>Sistema operativo del servidor</w:t>
+            </w:r>
+          </w:p>
+        </w:tc>
+        <w:tc>
+          <w:tcPr>
+            <w:tcW w:w="0" w:type="auto"/>
+            <w:vAlign w:val="center"/>
+            <w:hideMark/>
+          </w:tcPr>
+          <w:p>
+            <w:pPr>
+              <w:rPr>
+                <w:b/>
+                <w:bCs/>
+              </w:rPr>
+            </w:pPr>
+            <w:r>
+              <w:rPr>
+                <w:b/>
+                <w:bCs/>
+              </w:rPr>
+              <w:t xml:space="preserve">Open </w:t>
+            </w:r>
+            <w:proofErr w:type="spellStart"/>
+            <w:r>
+              <w:rPr>
+                <w:b/>
+                <w:bCs/>
+              </w:rPr>
+              <w:t>Source</w:t>
+            </w:r>
+            <w:proofErr w:type="spellEnd"/>
+          </w:p>
+        </w:tc>
+        <w:tc>
+          <w:tcPr>
+            <w:tcW w:w="0" w:type="auto"/>
+            <w:vAlign w:val="center"/>
+            <w:hideMark/>
+          </w:tcPr>
+          <w:p>
+            <w:pPr>
+              <w:rPr>
+                <w:b/>
+                <w:bCs/>
+              </w:rPr>
+            </w:pPr>
+            <w:r>
+              <w:rPr>
+                <w:b/>
+                <w:bCs/>
+              </w:rPr>
+              <w:t>$0</w:t>
+            </w:r>
+          </w:p>
+        </w:tc>
+      </w:tr>
+      <w:tr>
+        <w:trPr>
+          <w:tblCellSpacing w:w="15" w:type="dxa"/>
+        </w:trPr>
+        <w:tc>
+          <w:tcPr>
+            <w:tcW w:w="0" w:type="auto"/>
+            <w:vAlign w:val="center"/>
+            <w:hideMark/>
+          </w:tcPr>
+          <w:p>
+            <w:pPr>
+              <w:rPr>
+                <w:b/>
+                <w:bCs/>
+              </w:rPr>
+            </w:pPr>
+            <w:r>
+              <w:rPr>
+                <w:b/>
+                <w:bCs/>
+              </w:rPr>
+              <w:t>Python</w:t>
+            </w:r>
+          </w:p>
+        </w:tc>
+        <w:tc>
+          <w:tcPr>
+            <w:tcW w:w="0" w:type="auto"/>
+            <w:vAlign w:val="center"/>
+            <w:hideMark/>
+          </w:tcPr>
+          <w:p>
+            <w:pPr>
+              <w:rPr>
+                <w:b/>
+                <w:bCs/>
+              </w:rPr>
+            </w:pPr>
+            <w:r>
+              <w:rPr>
+                <w:b/>
+                <w:bCs/>
+              </w:rPr>
+              <w:t xml:space="preserve">Desarrollo del </w:t>
+            </w:r>
+            <w:proofErr w:type="spellStart"/>
+            <w:r>
+              <w:rPr>
+                <w:b/>
+                <w:bCs/>
+              </w:rPr>
+              <w:t>backend</w:t>
+            </w:r>
+            <w:proofErr w:type="spellEnd"/>
+          </w:p>
+        </w:tc>
+        <w:tc>
+          <w:tcPr>
+            <w:tcW w:w="0" w:type="auto"/>
+            <w:vAlign w:val="center"/>
+            <w:hideMark/>
+          </w:tcPr>
+          <w:p>
+            <w:pPr>
+              <w:rPr>
+                <w:b/>
+                <w:bCs/>
+              </w:rPr>
+            </w:pPr>
+            <w:r>
+              <w:rPr>
+                <w:b/>
+                <w:bCs/>
+              </w:rPr>
+              <w:t xml:space="preserve">Open </w:t>
+            </w:r>
+            <w:proofErr w:type="spellStart"/>
+            <w:r>
+              <w:rPr>
+                <w:b/>
+                <w:bCs/>
+              </w:rPr>
+              <w:t>Source</w:t>
+            </w:r>
+            <w:proofErr w:type="spellEnd"/>
+          </w:p>
+        </w:tc>
+        <w:tc>
+          <w:tcPr>
+            <w:tcW w:w="0" w:type="auto"/>
+            <w:vAlign w:val="center"/>
+            <w:hideMark/>
+          </w:tcPr>
+          <w:p>
+            <w:pPr>
+              <w:rPr>
+                <w:b/>
+                <w:bCs/>
+              </w:rPr>
+            </w:pPr>
+            <w:r>
+              <w:rPr>
+                <w:b/>
+                <w:bCs/>
+              </w:rPr>
+              <w:t>$0</w:t>
+            </w:r>
+          </w:p>
+        </w:tc>
+      </w:tr>
+      <w:tr>
+        <w:trPr>
+          <w:tblCellSpacing w:w="15" w:type="dxa"/>
+        </w:trPr>
+        <w:tc>
+          <w:tcPr>
+            <w:tcW w:w="0" w:type="auto"/>
+            <w:vAlign w:val="center"/>
+            <w:hideMark/>
+          </w:tcPr>
+          <w:p>
+            <w:pPr>
+              <w:rPr>
+                <w:b/>
+                <w:bCs/>
+              </w:rPr>
+            </w:pPr>
+            <w:proofErr w:type="spellStart"/>
+            <w:r>
+              <w:rPr>
+                <w:b/>
+                <w:bCs/>
+              </w:rPr>
+              <w:t>Flutter</w:t>
+            </w:r>
+            <w:proofErr w:type="spellEnd"/>
+            <w:r>
+              <w:rPr>
+                <w:b/>
+                <w:bCs/>
+              </w:rPr>
+              <w:t xml:space="preserve"> SDK</w:t>
+            </w:r>
+          </w:p>
+        </w:tc>
+        <w:tc>
+          <w:tcPr>
+            <w:tcW w:w="0" w:type="auto"/>
+            <w:vAlign w:val="center"/>
+            <w:hideMark/>
+          </w:tcPr>
+          <w:p>
+            <w:pPr>
+              <w:rPr>
+                <w:b/>
+                <w:bCs/>
+              </w:rPr>
+            </w:pPr>
+            <w:r>
+              <w:rPr>
+                <w:b/>
+                <w:bCs/>
+              </w:rPr>
+              <w:t>Desarrollo web y móvil</w:t>
+            </w:r>
+          </w:p>
+        </w:tc>
+        <w:tc>
+          <w:tcPr>
+            <w:tcW w:w="0" w:type="auto"/>
+            <w:vAlign w:val="center"/>
+            <w:hideMark/>
+          </w:tcPr>
+          <w:p>
+            <w:pPr>
+              <w:rPr>
+                <w:b/>
+                <w:bCs/>
+              </w:rPr>
+            </w:pPr>
+            <w:r>
+              <w:rPr>
+                <w:b/>
+                <w:bCs/>
+              </w:rPr>
+              <w:t xml:space="preserve">Open </w:t>
+            </w:r>
+            <w:proofErr w:type="spellStart"/>
+            <w:r>
+              <w:rPr>
+                <w:b/>
+                <w:bCs/>
+              </w:rPr>
+              <w:t>Source</w:t>
+            </w:r>
+            <w:proofErr w:type="spellEnd"/>
+          </w:p>
+        </w:tc>
+        <w:tc>
+          <w:tcPr>
+            <w:tcW w:w="0" w:type="auto"/>
+            <w:vAlign w:val="center"/>
+            <w:hideMark/>
+          </w:tcPr>
+          <w:p>
+            <w:pPr>
+              <w:rPr>
+                <w:b/>
+                <w:bCs/>
+              </w:rPr>
+            </w:pPr>
+            <w:r>
+              <w:rPr>
+                <w:b/>
+                <w:bCs/>
+              </w:rPr>
+              <w:t>$0</w:t>
+            </w:r>
+          </w:p>
+        </w:tc>
+      </w:tr>
+      <w:tr>
+        <w:trPr>
+          <w:tblCellSpacing w:w="15" w:type="dxa"/>
+        </w:trPr>
+        <w:tc>
+          <w:tcPr>
+            <w:tcW w:w="0" w:type="auto"/>
+            <w:vAlign w:val="center"/>
+            <w:hideMark/>
+          </w:tcPr>
+          <w:p>
+            <w:pPr>
+              <w:rPr>
+                <w:b/>
+                <w:bCs/>
+              </w:rPr>
+            </w:pPr>
+            <w:r>
+              <w:rPr>
+                <w:b/>
+                <w:bCs/>
+              </w:rPr>
+              <w:t>MySQL</w:t>
+            </w:r>
+          </w:p>
+        </w:tc>
+        <w:tc>
+          <w:tcPr>
+            <w:tcW w:w="0" w:type="auto"/>
+            <w:vAlign w:val="center"/>
+            <w:hideMark/>
+          </w:tcPr>
+          <w:p>
+            <w:pPr>
+              <w:rPr>
+                <w:b/>
+                <w:bCs/>
+              </w:rPr>
+            </w:pPr>
+            <w:r>
+              <w:rPr>
+                <w:b/>
+                <w:bCs/>
+              </w:rPr>
+              <w:t>Base de datos</w:t>
+            </w:r>
+          </w:p>
+        </w:tc>
+        <w:tc>
+          <w:tcPr>
+            <w:tcW w:w="0" w:type="auto"/>
+            <w:vAlign w:val="center"/>
+            <w:hideMark/>
+          </w:tcPr>
+          <w:p>
+            <w:pPr>
+              <w:rPr>
+                <w:b/>
+                <w:bCs/>
+              </w:rPr>
+            </w:pPr>
+            <w:r>
+              <w:rPr>
+                <w:b/>
+                <w:bCs/>
+              </w:rPr>
+              <w:t xml:space="preserve">Open </w:t>
+            </w:r>
+            <w:proofErr w:type="spellStart"/>
+            <w:r>
+              <w:rPr>
+                <w:b/>
+                <w:bCs/>
+              </w:rPr>
+              <w:t>Source</w:t>
+            </w:r>
+            <w:proofErr w:type="spellEnd"/>
+          </w:p>
+        </w:tc>
+        <w:tc>
+          <w:tcPr>
+            <w:tcW w:w="0" w:type="auto"/>
+            <w:vAlign w:val="center"/>
+            <w:hideMark/>
+          </w:tcPr>
+          <w:p>
+            <w:pPr>
+              <w:rPr>
+                <w:b/>
+                <w:bCs/>
+              </w:rPr>
+            </w:pPr>
+            <w:r>
+              <w:rPr>
+                <w:b/>
+                <w:bCs/>
+              </w:rPr>
+              <w:t>$0</w:t>
+            </w:r>
+          </w:p>
+        </w:tc>
+      </w:tr>
+      <w:tr>
+        <w:trPr>
+          <w:tblCellSpacing w:w="15" w:type="dxa"/>
+        </w:trPr>
+        <w:tc>
+          <w:tcPr>
+            <w:tcW w:w="0" w:type="auto"/>
+            <w:vAlign w:val="center"/>
+            <w:hideMark/>
+          </w:tcPr>
+          <w:p>
+            <w:pPr>
+              <w:rPr>
+                <w:b/>
+                <w:bCs/>
+              </w:rPr>
+            </w:pPr>
+            <w:r>
+              <w:rPr>
+                <w:b/>
+                <w:bCs/>
+              </w:rPr>
+              <w:t>Visual Studio Code</w:t>
+            </w:r>
+          </w:p>
+        </w:tc>
+        <w:tc>
+          <w:tcPr>
+            <w:tcW w:w="0" w:type="auto"/>
+            <w:vAlign w:val="center"/>
+            <w:hideMark/>
+          </w:tcPr>
+          <w:p>
+            <w:pPr>
+              <w:rPr>
+                <w:b/>
+                <w:bCs/>
+              </w:rPr>
+            </w:pPr>
+            <w:r>
+              <w:rPr>
+                <w:b/>
+                <w:bCs/>
+              </w:rPr>
+              <w:t>Editor de programación</w:t>
+            </w:r>
+          </w:p>
+        </w:tc>
+        <w:tc>
+          <w:tcPr>
+            <w:tcW w:w="0" w:type="auto"/>
+            <w:vAlign w:val="center"/>
+            <w:hideMark/>
+          </w:tcPr>
+          <w:p>
+            <w:pPr>
+              <w:rPr>
+                <w:b/>
+                <w:bCs/>
+              </w:rPr>
+            </w:pPr>
+            <w:r>
+              <w:rPr>
+                <w:b/>
+                <w:bCs/>
+              </w:rPr>
+              <w:t>Gratis</w:t>
+            </w:r>
+          </w:p>
+        </w:tc>
+        <w:tc>
+          <w:tcPr>
+            <w:tcW w:w="0" w:type="auto"/>
+            <w:vAlign w:val="center"/>
+            <w:hideMark/>
+          </w:tcPr>
+          <w:p>
+            <w:pPr>
+              <w:rPr>
+                <w:b/>
+                <w:bCs/>
+              </w:rPr>
+            </w:pPr>
+            <w:r>
+              <w:rPr>
+                <w:b/>
+                <w:bCs/>
+              </w:rPr>
+              <w:t>$0</w:t>
+            </w:r>
+          </w:p>
+        </w:tc>
+      </w:tr>
+      <w:tr>
+        <w:trPr>
+          <w:tblCellSpacing w:w="15" w:type="dxa"/>
+        </w:trPr>
+        <w:tc>
+          <w:tcPr>
+            <w:tcW w:w="0" w:type="auto"/>
+            <w:vAlign w:val="center"/>
+            <w:hideMark/>
+          </w:tcPr>
+          <w:p>
+            <w:pPr>
+              <w:rPr>
+                <w:b/>
+                <w:bCs/>
+              </w:rPr>
+            </w:pPr>
+            <w:r>
+              <w:rPr>
+                <w:b/>
+                <w:bCs/>
+              </w:rPr>
+              <w:t>GitHub</w:t>
+            </w:r>
+          </w:p>
+        </w:tc>
+        <w:tc>
+          <w:tcPr>
+            <w:tcW w:w="0" w:type="auto"/>
+            <w:vAlign w:val="center"/>
+            <w:hideMark/>
+          </w:tcPr>
+          <w:p>
+            <w:pPr>
+              <w:rPr>
+                <w:b/>
+                <w:bCs/>
+              </w:rPr>
+            </w:pPr>
+            <w:r>
+              <w:rPr>
+                <w:b/>
+                <w:bCs/>
+              </w:rPr>
+              <w:t>Control de versiones</w:t>
+            </w:r>
+          </w:p>
+        </w:tc>
+        <w:tc>
+          <w:tcPr>
+            <w:tcW w:w="0" w:type="auto"/>
+            <w:vAlign w:val="center"/>
+            <w:hideMark/>
+          </w:tcPr>
+          <w:p>
+            <w:pPr>
+              <w:rPr>
+                <w:b/>
+                <w:bCs/>
+              </w:rPr>
+            </w:pPr>
+            <w:r>
+              <w:rPr>
+                <w:b/>
+                <w:bCs/>
+              </w:rPr>
+              <w:t>Plan Free</w:t>
+            </w:r>
+          </w:p>
+        </w:tc>
+        <w:tc>
+          <w:tcPr>
+            <w:tcW w:w="0" w:type="auto"/>
+            <w:vAlign w:val="center"/>
+            <w:hideMark/>
+          </w:tcPr>
+          <w:p>
+            <w:pPr>
+              <w:rPr>
+                <w:b/>
+                <w:bCs/>
+              </w:rPr>
+            </w:pPr>
+            <w:r>
+              <w:rPr>
+                <w:b/>
+                <w:bCs/>
+              </w:rPr>
+              <w:t>$0</w:t>
+            </w:r>
+          </w:p>
+        </w:tc>
+      </w:tr>
+      <w:tr>
+        <w:trPr>
+          <w:tblCellSpacing w:w="15" w:type="dxa"/>
+        </w:trPr>
+        <w:tc>
+          <w:tcPr>
+            <w:tcW w:w="0" w:type="auto"/>
+            <w:vAlign w:val="center"/>
+            <w:hideMark/>
+          </w:tcPr>
+          <w:p>
+            <w:pPr>
+              <w:rPr>
+                <w:b/>
+                <w:bCs/>
+              </w:rPr>
+            </w:pPr>
+            <w:proofErr w:type="spellStart"/>
+            <w:r>
+              <w:rPr>
+                <w:b/>
+                <w:bCs/>
+              </w:rPr>
+              <w:t>Figma</w:t>
+            </w:r>
+            <w:proofErr w:type="spellEnd"/>
+          </w:p>
+        </w:tc>
+        <w:tc>
+          <w:tcPr>
+            <w:tcW w:w="0" w:type="auto"/>
+            <w:vAlign w:val="center"/>
+            <w:hideMark/>
+          </w:tcPr>
+          <w:p>
+            <w:pPr>
+              <w:rPr>
+                <w:b/>
+                <w:bCs/>
+              </w:rPr>
+            </w:pPr>
+            <w:r>
+              <w:rPr>
+                <w:b/>
+                <w:bCs/>
+              </w:rPr>
+              <w:t>Diseño de interfaces UI/UX</w:t>
+            </w:r>
+          </w:p>
+        </w:tc>
+        <w:tc>
+          <w:tcPr>
+            <w:tcW w:w="0" w:type="auto"/>
+            <w:vAlign w:val="center"/>
+            <w:hideMark/>
+          </w:tcPr>
+          <w:p>
+            <w:pPr>
+              <w:rPr>
+                <w:b/>
+                <w:bCs/>
+              </w:rPr>
+            </w:pPr>
+            <w:r>
+              <w:rPr>
+                <w:b/>
+                <w:bCs/>
+              </w:rPr>
+              <w:t>Plan Free</w:t>
+            </w:r>
+          </w:p>
+        </w:tc>
+        <w:tc>
+          <w:tcPr>
+            <w:tcW w:w="0" w:type="auto"/>
+            <w:vAlign w:val="center"/>
+            <w:hideMark/>
+          </w:tcPr>
+          <w:p>
+            <w:pPr>
+              <w:rPr>
+                <w:b/>
+                <w:bCs/>
+              </w:rPr>
+            </w:pPr>
+            <w:r>
+              <w:rPr>
+                <w:b/>
+                <w:bCs/>
+              </w:rPr>
+              <w:t>$0</w:t>
+            </w:r>
+          </w:p>
+        </w:tc>
+      </w:tr>
+      <w:tr>
+        <w:trPr>
+          <w:tblCellSpacing w:w="15" w:type="dxa"/>
+        </w:trPr>
+        <w:tc>
+          <w:tcPr>
+            <w:tcW w:w="0" w:type="auto"/>
+            <w:vAlign w:val="center"/>
+            <w:hideMark/>
+          </w:tcPr>
+          <w:p>
+            <w:pPr>
+              <w:rPr>
+                <w:b/>
+                <w:bCs/>
+              </w:rPr>
+            </w:pPr>
+            <w:r>
+              <w:rPr>
+                <w:b/>
+                <w:bCs/>
+              </w:rPr>
+              <w:t>Postman</w:t>
+            </w:r>
+          </w:p>
+        </w:tc>
+        <w:tc>
+          <w:tcPr>
+            <w:tcW w:w="0" w:type="auto"/>
+            <w:vAlign w:val="center"/>
+            <w:hideMark/>
+          </w:tcPr>
+          <w:p>
+            <w:pPr>
+              <w:rPr>
+                <w:b/>
+                <w:bCs/>
+              </w:rPr>
+            </w:pPr>
+            <w:r>
+              <w:rPr>
+                <w:b/>
+                <w:bCs/>
+              </w:rPr>
+              <w:t>Pruebas de API</w:t>
+            </w:r>
+          </w:p>
+        </w:tc>
+        <w:tc>
+          <w:tcPr>
+            <w:tcW w:w="0" w:type="auto"/>
+            <w:vAlign w:val="center"/>
+            <w:hideMark/>
+          </w:tcPr>
+          <w:p>
+            <w:pPr>
+              <w:rPr>
+                <w:b/>
+                <w:bCs/>
+              </w:rPr>
+            </w:pPr>
+            <w:r>
+              <w:rPr>
+                <w:b/>
+                <w:bCs/>
+              </w:rPr>
+              <w:t>Plan Free</w:t>
+            </w:r>
+          </w:p>
+        </w:tc>
+        <w:tc>
+          <w:tcPr>
+            <w:tcW w:w="0" w:type="auto"/>
+            <w:vAlign w:val="center"/>
+            <w:hideMark/>
+          </w:tcPr>
+          <w:p>
+            <w:pPr>
+              <w:rPr>
+                <w:b/>
+                <w:bCs/>
+              </w:rPr>
+            </w:pPr>
+            <w:r>
+              <w:rPr>
+                <w:b/>
+                <w:bCs/>
+              </w:rPr>
+              <w:t>$0</w:t>
+            </w:r>
+          </w:p>
+        </w:tc>
+      </w:tr>
+      <w:tr>
+        <w:trPr>
+          <w:tblCellSpacing w:w="15" w:type="dxa"/>
+        </w:trPr>
+        <w:tc>
+          <w:tcPr>
+            <w:tcW w:w="0" w:type="auto"/>
+            <w:vAlign w:val="center"/>
+            <w:hideMark/>
+          </w:tcPr>
+          <w:p>
+            <w:pPr>
+              <w:rPr>
+                <w:b/>
+                <w:bCs/>
+              </w:rPr>
+            </w:pPr>
+            <w:proofErr w:type="spellStart"/>
+            <w:r>
+              <w:rPr>
+                <w:b/>
+                <w:bCs/>
+              </w:rPr>
+              <w:t>Firebase</w:t>
+            </w:r>
+            <w:proofErr w:type="spellEnd"/>
+            <w:r>
+              <w:rPr>
+                <w:b/>
+                <w:bCs/>
+              </w:rPr>
+              <w:t xml:space="preserve"> (plan Spark)</w:t>
+            </w:r>
+          </w:p>
+        </w:tc>
+        <w:tc>
+          <w:tcPr>
+            <w:tcW w:w="0" w:type="auto"/>
+            <w:vAlign w:val="center"/>
+            <w:hideMark/>
+          </w:tcPr>
+          <w:p>
+            <w:pPr>
+              <w:rPr>
+                <w:b/>
+                <w:bCs/>
+              </w:rPr>
+            </w:pPr>
+            <w:r>
+              <w:rPr>
+                <w:b/>
+                <w:bCs/>
+              </w:rPr>
+              <w:t>Autenticación y notificaciones</w:t>
+            </w:r>
+          </w:p>
+        </w:tc>
+        <w:tc>
+          <w:tcPr>
+            <w:tcW w:w="0" w:type="auto"/>
+            <w:vAlign w:val="center"/>
+            <w:hideMark/>
+          </w:tcPr>
+          <w:p>
+            <w:pPr>
+              <w:rPr>
+                <w:b/>
+                <w:bCs/>
+              </w:rPr>
+            </w:pPr>
+            <w:r>
+              <w:rPr>
+                <w:b/>
+                <w:bCs/>
+              </w:rPr>
+              <w:t>Plan Free</w:t>
+            </w:r>
+          </w:p>
+        </w:tc>
+        <w:tc>
+          <w:tcPr>
+            <w:tcW w:w="0" w:type="auto"/>
+            <w:vAlign w:val="center"/>
+            <w:hideMark/>
+          </w:tcPr>
+          <w:p>
+            <w:pPr>
+              <w:rPr>
+                <w:b/>
+                <w:bCs/>
+              </w:rPr>
+            </w:pPr>
+            <w:r>
+              <w:rPr>
+                <w:b/>
+                <w:bCs/>
+              </w:rPr>
+              <w:t>$0</w:t>
+            </w:r>
+          </w:p>
+        </w:tc>
+      </w:tr>
+      <w:tr>
+        <w:trPr>
+          <w:tblCellSpacing w:w="15" w:type="dxa"/>
+        </w:trPr>
+        <w:tc>
+          <w:tcPr>
+            <w:tcW w:w="0" w:type="auto"/>
+            <w:vAlign w:val="center"/>
+            <w:hideMark/>
+          </w:tcPr>
+          <w:p>
+            <w:pPr>
+              <w:rPr>
+                <w:b/>
+                <w:bCs/>
+              </w:rPr>
+            </w:pPr>
+            <w:r>
+              <w:rPr>
+                <w:b/>
+                <w:bCs/>
+              </w:rPr>
+              <w:t xml:space="preserve">Hosting básico (Render / </w:t>
+            </w:r>
+            <w:proofErr w:type="spellStart"/>
+            <w:r>
+              <w:rPr>
+                <w:b/>
+                <w:bCs/>
+              </w:rPr>
+              <w:t>Railway</w:t>
+            </w:r>
+            <w:proofErr w:type="spellEnd"/>
+            <w:r>
+              <w:rPr>
+                <w:b/>
+                <w:bCs/>
+              </w:rPr>
+              <w:t>)</w:t>
+            </w:r>
+          </w:p>
+        </w:tc>
+        <w:tc>
+          <w:tcPr>
+            <w:tcW w:w="0" w:type="auto"/>
+            <w:vAlign w:val="center"/>
+            <w:hideMark/>
+          </w:tcPr>
+          <w:p>
+            <w:pPr>
+              <w:rPr>
+                <w:b/>
+                <w:bCs/>
+              </w:rPr>
+            </w:pPr>
+            <w:r>
+              <w:rPr>
+                <w:b/>
+                <w:bCs/>
+              </w:rPr>
+              <w:t>Despliegue del sistema</w:t>
+            </w:r>
+          </w:p>
+        </w:tc>
+        <w:tc>
+          <w:tcPr>
+            <w:tcW w:w="0" w:type="auto"/>
+            <w:vAlign w:val="center"/>
+            <w:hideMark/>
+          </w:tcPr>
+          <w:p>
+            <w:pPr>
+              <w:rPr>
+                <w:b/>
+                <w:bCs/>
+              </w:rPr>
+            </w:pPr>
+            <w:r>
+              <w:rPr>
+                <w:b/>
+                <w:bCs/>
+              </w:rPr>
+              <w:t>Plan Free</w:t>
+            </w:r>
+          </w:p>
+        </w:tc>
+        <w:tc>
+          <w:tcPr>
+            <w:tcW w:w="0" w:type="auto"/>
+            <w:vAlign w:val="center"/>
+            <w:hideMark/>
+          </w:tcPr>
+          <w:p>
+            <w:pPr>
+              <w:rPr>
+                <w:b/>
+                <w:bCs/>
+              </w:rPr>
+            </w:pPr>
+            <w:r>
+              <w:rPr>
+                <w:b/>
+                <w:bCs/>
+              </w:rPr>
+              <w:t>$0</w:t>
+            </w:r>
+          </w:p>
+        </w:tc>
+      </w:tr>
+      <w:tr>
+        <w:trPr>
+          <w:tblCellSpacing w:w="15" w:type="dxa"/>
+        </w:trPr>
+        <w:tc>
+          <w:tcPr>
+            <w:tcW w:w="0" w:type="auto"/>
+            <w:vAlign w:val="center"/>
+            <w:hideMark/>
+          </w:tcPr>
+          <w:p>
+            <w:pPr>
+              <w:rPr>
+                <w:b/>
+                <w:bCs/>
+              </w:rPr>
+            </w:pPr>
+            <w:r>
+              <w:rPr>
+                <w:b/>
+                <w:bCs/>
+              </w:rPr>
+              <w:t>Dominio web (.</w:t>
+            </w:r>
+            <w:proofErr w:type="spellStart"/>
+            <w:r>
+              <w:rPr>
+                <w:b/>
+                <w:bCs/>
+              </w:rPr>
+              <w:t>com</w:t>
+            </w:r>
+            <w:proofErr w:type="spellEnd"/>
+            <w:r>
+              <w:rPr>
+                <w:b/>
+                <w:bCs/>
+              </w:rPr>
+              <w:t xml:space="preserve"> </w:t>
+            </w:r>
+            <w:r>
+              <w:rPr>
+                <w:b/>
+                <w:bCs/>
+              </w:rPr>
+              <w:t>o. online</w:t>
+            </w:r>
+            <w:r>
+              <w:rPr>
+                <w:b/>
+                <w:bCs/>
+              </w:rPr>
+              <w:t>)</w:t>
+            </w:r>
+          </w:p>
+        </w:tc>
+        <w:tc>
+          <w:tcPr>
+            <w:tcW w:w="0" w:type="auto"/>
+            <w:vAlign w:val="center"/>
+            <w:hideMark/>
+          </w:tcPr>
+          <w:p>
+            <w:pPr>
+              <w:rPr>
+                <w:b/>
+                <w:bCs/>
+              </w:rPr>
+            </w:pPr>
+            <w:r>
+              <w:rPr>
+                <w:b/>
+                <w:bCs/>
+              </w:rPr>
+              <w:t>Acceso al sistema</w:t>
+            </w:r>
+          </w:p>
+        </w:tc>
+        <w:tc>
+          <w:tcPr>
+            <w:tcW w:w="0" w:type="auto"/>
+            <w:vAlign w:val="center"/>
+            <w:hideMark/>
+          </w:tcPr>
+          <w:p>
+            <w:pPr>
+              <w:rPr>
+                <w:b/>
+                <w:bCs/>
+              </w:rPr>
+            </w:pPr>
+            <w:r>
+              <w:rPr>
+                <w:b/>
+                <w:bCs/>
+              </w:rPr>
+              <w:t>Anual</w:t>
+            </w:r>
+          </w:p>
+        </w:tc>
+        <w:tc>
+          <w:tcPr>
+            <w:tcW w:w="0" w:type="auto"/>
+            <w:vAlign w:val="center"/>
+            <w:hideMark/>
+          </w:tcPr>
+          <w:p>
+            <w:pPr>
+              <w:rPr>
+                <w:b/>
+                <w:bCs/>
+              </w:rPr>
+            </w:pPr>
+            <w:r>
+              <w:rPr>
+                <w:b/>
+                <w:bCs/>
+              </w:rPr>
+              <w:t>$80.000</w:t>
+            </w:r>
+          </w:p>
+        </w:tc>
+      </w:tr>
+    </w:tbl>
+    <w:p>
+      <w:pPr>
+        <w:pStyle w:val="Ttulo2"/>
+      </w:pPr>
+      <w:r>
+        <w:lastRenderedPageBreak/>
+        <w:t>Gastos operativos</w:t>
+      </w:r>
+    </w:p>
+    <w:tbl>
+      <w:tblPr>
+        <w:tblW w:w="8759" w:type="dxa"/>
+        <w:tblCellSpacing w:w="15" w:type="dxa"/>
+        <w:tblBorders>
+          <w:top w:val="single" w:sz="4" w:space="0" w:color="auto"/>
+          <w:left w:val="single" w:sz="4" w:space="0" w:color="auto"/>
+          <w:bottom w:val="single" w:sz="4" w:space="0" w:color="auto"/>
+          <w:right w:val="single" w:sz="4" w:space="0" w:color="auto"/>
+          <w:insideH w:val="single" w:sz="4" w:space="0" w:color="auto"/>
+          <w:insideV w:val="single" w:sz="4" w:space="0" w:color="auto"/>
+        </w:tblBorders>
+        <w:tblCellMar>
+          <w:top w:w="15" w:type="dxa"/>
+          <w:left w:w="15" w:type="dxa"/>
+          <w:bottom w:w="15" w:type="dxa"/>
+          <w:right w:w="15" w:type="dxa"/>
+        </w:tblCellMar>
+        <w:tblLook w:val="04A0" w:firstRow="1" w:lastRow="0" w:firstColumn="1" w:lastColumn="0" w:noHBand="0" w:noVBand="1"/>
+      </w:tblPr>
+      <w:tblGrid>
+        <w:gridCol w:w="5403"/>
+        <w:gridCol w:w="3356"/>
+      </w:tblGrid>
+      <w:tr>
+        <w:trPr>
+          <w:trHeight w:val="438"/>
+          <w:tblHeader/>
+          <w:tblCellSpacing w:w="15" w:type="dxa"/>
+        </w:trPr>
+        <w:tc>
+          <w:tcPr>
+            <w:tcW w:w="0" w:type="auto"/>
+            <w:vAlign w:val="center"/>
+            <w:hideMark/>
+          </w:tcPr>
+          <w:p>
+            <w:pPr>
+              <w:rPr>
+                <w:b/>
+                <w:bCs/>
+              </w:rPr>
+            </w:pPr>
+            <w:r>
+              <w:rPr>
+                <w:b/>
+                <w:bCs/>
+              </w:rPr>
+              <w:t>Gasto</w:t>
+            </w:r>
+          </w:p>
+        </w:tc>
+        <w:tc>
+          <w:tcPr>
+            <w:tcW w:w="0" w:type="auto"/>
+            <w:vAlign w:val="center"/>
+            <w:hideMark/>
+          </w:tcPr>
+          <w:p>
+            <w:pPr>
+              <w:rPr>
+                <w:b/>
+                <w:bCs/>
+              </w:rPr>
+            </w:pPr>
+            <w:r>
+              <w:rPr>
+                <w:b/>
+                <w:bCs/>
+              </w:rPr>
+              <w:t>Costo</w:t>
+            </w:r>
+          </w:p>
+        </w:tc>
+      </w:tr>
+      <w:tr>
+        <w:trPr>
+          <w:trHeight w:val="438"/>
+          <w:tblCellSpacing w:w="15" w:type="dxa"/>
+        </w:trPr>
+        <w:tc>
+          <w:tcPr>
+            <w:tcW w:w="0" w:type="auto"/>
+            <w:vAlign w:val="center"/>
+            <w:hideMark/>
+          </w:tcPr>
+          <w:p>
+            <w:pPr>
+              <w:rPr>
+                <w:b/>
+                <w:bCs/>
+              </w:rPr>
+            </w:pPr>
+            <w:r>
+              <w:rPr>
+                <w:b/>
+                <w:bCs/>
+              </w:rPr>
+              <w:t>Energía</w:t>
+            </w:r>
+          </w:p>
+        </w:tc>
+        <w:tc>
+          <w:tcPr>
+            <w:tcW w:w="0" w:type="auto"/>
+            <w:vAlign w:val="center"/>
+            <w:hideMark/>
+          </w:tcPr>
+          <w:p>
+            <w:pPr>
+              <w:rPr>
+                <w:b/>
+                <w:bCs/>
+              </w:rPr>
+            </w:pPr>
+            <w:r>
+              <w:rPr>
+                <w:b/>
+                <w:bCs/>
+              </w:rPr>
+              <w:t>$420.000</w:t>
+            </w:r>
+          </w:p>
+        </w:tc>
+      </w:tr>
+      <w:tr>
+        <w:trPr>
+          <w:trHeight w:val="449"/>
+          <w:tblCellSpacing w:w="15" w:type="dxa"/>
+        </w:trPr>
+        <w:tc>
+          <w:tcPr>
+            <w:tcW w:w="0" w:type="auto"/>
+            <w:vAlign w:val="center"/>
+            <w:hideMark/>
+          </w:tcPr>
+          <w:p>
+            <w:pPr>
+              <w:rPr>
+                <w:b/>
+                <w:bCs/>
+              </w:rPr>
+            </w:pPr>
+            <w:r>
+              <w:rPr>
+                <w:b/>
+                <w:bCs/>
+              </w:rPr>
+              <w:t>Internet</w:t>
+            </w:r>
+          </w:p>
+        </w:tc>
+        <w:tc>
+          <w:tcPr>
+            <w:tcW w:w="0" w:type="auto"/>
+            <w:vAlign w:val="center"/>
+            <w:hideMark/>
+          </w:tcPr>
+          <w:p>
+            <w:pPr>
+              <w:rPr>
+                <w:b/>
+                <w:bCs/>
+              </w:rPr>
+            </w:pPr>
+            <w:r>
+              <w:rPr>
+                <w:b/>
+                <w:bCs/>
+              </w:rPr>
+              <w:t>$390.000</w:t>
+            </w:r>
+          </w:p>
+        </w:tc>
+      </w:tr>
+      <w:tr>
+        <w:trPr>
+          <w:trHeight w:val="438"/>
+          <w:tblCellSpacing w:w="15" w:type="dxa"/>
+        </w:trPr>
+        <w:tc>
+          <w:tcPr>
+            <w:tcW w:w="0" w:type="auto"/>
+            <w:vAlign w:val="center"/>
+            <w:hideMark/>
+          </w:tcPr>
+          <w:p>
+            <w:pPr>
+              <w:rPr>
+                <w:b/>
+                <w:bCs/>
+              </w:rPr>
+            </w:pPr>
+            <w:r>
+              <w:rPr>
+                <w:b/>
+                <w:bCs/>
+              </w:rPr>
+              <w:t>Administración</w:t>
+            </w:r>
+          </w:p>
+        </w:tc>
+        <w:tc>
+          <w:tcPr>
+            <w:tcW w:w="0" w:type="auto"/>
+            <w:vAlign w:val="center"/>
+            <w:hideMark/>
+          </w:tcPr>
+          <w:p>
+            <w:pPr>
+              <w:rPr>
+                <w:b/>
+                <w:bCs/>
+              </w:rPr>
+            </w:pPr>
+            <w:r>
+              <w:rPr>
+                <w:b/>
+                <w:bCs/>
+              </w:rPr>
+              <w:t>$200.000</w:t>
+            </w:r>
+          </w:p>
+        </w:tc>
+      </w:tr>
+    </w:tbl>
+    <w:p/>
+    <w:p>
+      <w:pPr>
+        <w:pStyle w:val="Ttulo2"/>
+      </w:pPr>
+      <w:bookmarkStart w:id="25" w:name="_Toc223676121"/>
+      <w:r>
+        <w:t>Costo total del proyecto</w:t>
+      </w:r>
+      <w:bookmarkEnd w:id="25"/>
+      <w:r>
+        <w:t xml:space="preserve"> </w:t>
+      </w:r>
+    </w:p>
+    <w:p/>
+    <w:tbl>
+      <w:tblPr>
+        <w:tblW w:w="8323" w:type="dxa"/>
+        <w:tblCellSpacing w:w="15" w:type="dxa"/>
+        <w:tblBorders>
+          <w:top w:val="single" w:sz="4" w:space="0" w:color="auto"/>
+          <w:left w:val="single" w:sz="4" w:space="0" w:color="auto"/>
+          <w:bottom w:val="single" w:sz="4" w:space="0" w:color="auto"/>
+          <w:right w:val="single" w:sz="4" w:space="0" w:color="auto"/>
+          <w:insideH w:val="single" w:sz="4" w:space="0" w:color="auto"/>
+          <w:insideV w:val="single" w:sz="4" w:space="0" w:color="auto"/>
+        </w:tblBorders>
+        <w:tblCellMar>
+          <w:top w:w="15" w:type="dxa"/>
+          <w:left w:w="15" w:type="dxa"/>
+          <w:bottom w:w="15" w:type="dxa"/>
+          <w:right w:w="15" w:type="dxa"/>
+        </w:tblCellMar>
+        <w:tblLook w:val="04A0" w:firstRow="1" w:lastRow="0" w:firstColumn="1" w:lastColumn="0" w:noHBand="0" w:noVBand="1"/>
+      </w:tblPr>
+      <w:tblGrid>
+        <w:gridCol w:w="5284"/>
+        <w:gridCol w:w="3039"/>
+      </w:tblGrid>
+      <w:tr>
+        <w:trPr>
+          <w:trHeight w:val="459"/>
+          <w:tblHeader/>
+          <w:tblCellSpacing w:w="15" w:type="dxa"/>
+        </w:trPr>
+        <w:tc>
+          <w:tcPr>
+            <w:tcW w:w="0" w:type="auto"/>
+            <w:vAlign w:val="center"/>
+            <w:hideMark/>
+          </w:tcPr>
+          <w:p>
+            <w:pPr>
+              <w:rPr>
+                <w:b/>
+                <w:bCs/>
+              </w:rPr>
+            </w:pPr>
+            <w:r>
+              <w:rPr>
+                <w:b/>
+                <w:bCs/>
+              </w:rPr>
+              <w:t>Categoría</w:t>
+            </w:r>
+          </w:p>
+        </w:tc>
+        <w:tc>
+          <w:tcPr>
+            <w:tcW w:w="0" w:type="auto"/>
+            <w:vAlign w:val="center"/>
+            <w:hideMark/>
+          </w:tcPr>
+          <w:p>
+            <w:pPr>
+              <w:rPr>
+                <w:b/>
+                <w:bCs/>
+              </w:rPr>
+            </w:pPr>
+            <w:r>
+              <w:rPr>
+                <w:b/>
+                <w:bCs/>
+              </w:rPr>
+              <w:t>Costo</w:t>
+            </w:r>
+          </w:p>
+        </w:tc>
+      </w:tr>
+      <w:tr>
+        <w:trPr>
+          <w:trHeight w:val="459"/>
+          <w:tblCellSpacing w:w="15" w:type="dxa"/>
+        </w:trPr>
+        <w:tc>
+          <w:tcPr>
+            <w:tcW w:w="0" w:type="auto"/>
+            <w:vAlign w:val="center"/>
+            <w:hideMark/>
+          </w:tcPr>
+          <w:p>
+            <w:pPr>
+              <w:rPr>
+                <w:b/>
+                <w:bCs/>
+              </w:rPr>
+            </w:pPr>
+            <w:r>
+              <w:rPr>
+                <w:b/>
+                <w:bCs/>
+              </w:rPr>
+              <w:t>Mano de obra</w:t>
+            </w:r>
+          </w:p>
+        </w:tc>
+        <w:tc>
+          <w:tcPr>
+            <w:tcW w:w="0" w:type="auto"/>
+            <w:vAlign w:val="center"/>
+            <w:hideMark/>
+          </w:tcPr>
+          <w:p>
+            <w:pPr>
+              <w:rPr>
+                <w:b/>
+                <w:bCs/>
+              </w:rPr>
+            </w:pPr>
+            <w:r>
+              <w:rPr>
+                <w:b/>
+                <w:bCs/>
+              </w:rPr>
+              <w:t>$6.365.000</w:t>
+            </w:r>
+          </w:p>
+        </w:tc>
+      </w:tr>
+      <w:tr>
+        <w:trPr>
+          <w:trHeight w:val="471"/>
+          <w:tblCellSpacing w:w="15" w:type="dxa"/>
+        </w:trPr>
+        <w:tc>
+          <w:tcPr>
+            <w:tcW w:w="0" w:type="auto"/>
+            <w:vAlign w:val="center"/>
+            <w:hideMark/>
+          </w:tcPr>
+          <w:p>
+            <w:pPr>
+              <w:rPr>
+                <w:b/>
+                <w:bCs/>
+              </w:rPr>
+            </w:pPr>
+            <w:r>
+              <w:rPr>
+                <w:b/>
+                <w:bCs/>
+              </w:rPr>
+              <w:t>Hardware</w:t>
+            </w:r>
+          </w:p>
+        </w:tc>
+        <w:tc>
+          <w:tcPr>
+            <w:tcW w:w="0" w:type="auto"/>
+            <w:vAlign w:val="center"/>
+            <w:hideMark/>
+          </w:tcPr>
+          <w:p>
+            <w:pPr>
+              <w:rPr>
+                <w:b/>
+                <w:bCs/>
+              </w:rPr>
+            </w:pPr>
+            <w:r>
+              <w:rPr>
+                <w:b/>
+                <w:bCs/>
+              </w:rPr>
+              <w:t>$4.570.000</w:t>
+            </w:r>
+          </w:p>
+        </w:tc>
+      </w:tr>
+      <w:tr>
+        <w:trPr>
+          <w:trHeight w:val="459"/>
+          <w:tblCellSpacing w:w="15" w:type="dxa"/>
+        </w:trPr>
+        <w:tc>
+          <w:tcPr>
+            <w:tcW w:w="0" w:type="auto"/>
+            <w:vAlign w:val="center"/>
+            <w:hideMark/>
+          </w:tcPr>
+          <w:p>
+            <w:pPr>
+              <w:rPr>
+                <w:b/>
+                <w:bCs/>
+              </w:rPr>
+            </w:pPr>
+            <w:r>
+              <w:rPr>
+                <w:b/>
+                <w:bCs/>
+              </w:rPr>
+              <w:t>Software y licencias</w:t>
+            </w:r>
+          </w:p>
+        </w:tc>
+        <w:tc>
+          <w:tcPr>
+            <w:tcW w:w="0" w:type="auto"/>
+            <w:vAlign w:val="center"/>
+            <w:hideMark/>
+          </w:tcPr>
+          <w:p>
+            <w:pPr>
+              <w:rPr>
+                <w:b/>
+                <w:bCs/>
+              </w:rPr>
+            </w:pPr>
+            <w:r>
+              <w:rPr>
+                <w:b/>
+                <w:bCs/>
+              </w:rPr>
+              <w:t>$80.000</w:t>
+            </w:r>
+          </w:p>
+        </w:tc>
+      </w:tr>
+      <w:tr>
+        <w:trPr>
+          <w:trHeight w:val="459"/>
+          <w:tblCellSpacing w:w="15" w:type="dxa"/>
+        </w:trPr>
+        <w:tc>
+          <w:tcPr>
+            <w:tcW w:w="0" w:type="auto"/>
+            <w:vAlign w:val="center"/>
+            <w:hideMark/>
+          </w:tcPr>
+          <w:p>
+            <w:pPr>
+              <w:rPr>
+                <w:b/>
+                <w:bCs/>
+              </w:rPr>
+            </w:pPr>
+            <w:r>
+              <w:rPr>
+                <w:b/>
+                <w:bCs/>
+              </w:rPr>
+              <w:t>Gastos operativos</w:t>
+            </w:r>
+          </w:p>
+        </w:tc>
+        <w:tc>
+          <w:tcPr>
+            <w:tcW w:w="0" w:type="auto"/>
+            <w:vAlign w:val="center"/>
+            <w:hideMark/>
+          </w:tcPr>
+          <w:p>
+            <w:pPr>
+              <w:rPr>
+                <w:b/>
+                <w:bCs/>
+              </w:rPr>
+            </w:pPr>
+            <w:r>
+              <w:rPr>
+                <w:b/>
+                <w:bCs/>
+              </w:rPr>
+              <w:t>$1.010.000</w:t>
+            </w:r>
+          </w:p>
+        </w:tc>
+      </w:tr>
+      <w:tr>
+        <w:trPr>
+          <w:trHeight w:val="459"/>
+          <w:tblCellSpacing w:w="15" w:type="dxa"/>
+        </w:trPr>
+        <w:tc>
+          <w:tcPr>
+            <w:tcW w:w="0" w:type="auto"/>
+            <w:vAlign w:val="center"/>
+            <w:hideMark/>
+          </w:tcPr>
+          <w:p>
+            <w:pPr>
+              <w:rPr>
+                <w:b/>
+                <w:bCs/>
+              </w:rPr>
+            </w:pPr>
+            <w:r>
+              <w:rPr>
+                <w:b/>
+                <w:bCs/>
+              </w:rPr>
+              <w:t>Imprevistos (5%)</w:t>
+            </w:r>
+          </w:p>
+        </w:tc>
+        <w:tc>
+          <w:tcPr>
+            <w:tcW w:w="0" w:type="auto"/>
+            <w:vAlign w:val="center"/>
+            <w:hideMark/>
+          </w:tcPr>
+          <w:p>
+            <w:pPr>
+              <w:rPr>
+                <w:b/>
+                <w:bCs/>
+              </w:rPr>
+            </w:pPr>
+            <w:r>
+              <w:rPr>
+                <w:b/>
+                <w:bCs/>
+              </w:rPr>
+              <w:t>$601.250</w:t>
+            </w:r>
+          </w:p>
+        </w:tc>
+      </w:tr>
+    </w:tbl>
+    <w:p/>
+    <w:p>
+      <w:r>
         <w:rPr>
-          <w:rFonts w:ascii="Arial" w:eastAsia="Arial" w:hAnsi="Arial" w:cs="Arial"/>
-          <w:sz w:val="28"/>
-          <w:szCs w:val="28"/>
+          <w:b/>
+          <w:bCs/>
         </w:rPr>
-      </w:pPr>
-    </w:p>
-    <w:p>
-      <w:pPr>
-        <w:spacing w:after="0" w:line="240" w:lineRule="auto"/>
-        <w:rPr>
-          <w:rFonts w:ascii="Arial" w:eastAsia="Arial" w:hAnsi="Arial" w:cs="Arial"/>
-          <w:sz w:val="28"/>
-          <w:szCs w:val="28"/>
-        </w:rPr>
-      </w:pPr>
-    </w:p>
-    <w:p>
-      <w:pPr>
-        <w:spacing w:after="0" w:line="240" w:lineRule="auto"/>
-        <w:rPr>
-          <w:rFonts w:ascii="Arial" w:eastAsia="Arial" w:hAnsi="Arial" w:cs="Arial"/>
-          <w:sz w:val="28"/>
-          <w:szCs w:val="28"/>
-        </w:rPr>
-      </w:pPr>
-    </w:p>
-    <w:p>
-      <w:pPr>
-        <w:spacing w:after="0" w:line="240" w:lineRule="auto"/>
-        <w:rPr>
-          <w:rFonts w:ascii="Arial" w:eastAsia="Arial" w:hAnsi="Arial" w:cs="Arial"/>
-          <w:sz w:val="28"/>
-          <w:szCs w:val="28"/>
-        </w:rPr>
-      </w:pPr>
-    </w:p>
-    <w:p>
-      <w:pPr>
-        <w:spacing w:after="0" w:line="240" w:lineRule="auto"/>
-        <w:rPr>
-          <w:rFonts w:ascii="Arial" w:eastAsia="Arial" w:hAnsi="Arial" w:cs="Arial"/>
-          <w:sz w:val="28"/>
-          <w:szCs w:val="28"/>
-        </w:rPr>
-      </w:pPr>
-    </w:p>
-    <w:p>
-      <w:pPr>
-        <w:spacing w:after="0" w:line="240" w:lineRule="auto"/>
-        <w:rPr>
-          <w:rFonts w:ascii="Arial" w:eastAsia="Arial" w:hAnsi="Arial" w:cs="Arial"/>
-          <w:sz w:val="28"/>
-          <w:szCs w:val="28"/>
-        </w:rPr>
-      </w:pPr>
-    </w:p>
-    <w:p>
-      <w:pPr>
-        <w:spacing w:after="0" w:line="240" w:lineRule="auto"/>
-        <w:rPr>
-          <w:rFonts w:ascii="Arial" w:eastAsia="Arial" w:hAnsi="Arial" w:cs="Arial"/>
-          <w:sz w:val="28"/>
-          <w:szCs w:val="28"/>
-        </w:rPr>
-      </w:pPr>
-    </w:p>
-    <w:p>
-      <w:pPr>
-        <w:spacing w:after="0" w:line="240" w:lineRule="auto"/>
-        <w:rPr>
-          <w:rFonts w:ascii="Arial" w:eastAsia="Arial" w:hAnsi="Arial" w:cs="Arial"/>
-          <w:sz w:val="28"/>
-          <w:szCs w:val="28"/>
-        </w:rPr>
-      </w:pPr>
-    </w:p>
-    <w:p>
-      <w:pPr>
-        <w:pStyle w:val="Ttulo"/>
-        <w:widowControl w:val="0"/>
-        <w:spacing w:before="290" w:after="0" w:line="473" w:lineRule="auto"/>
-        <w:ind w:right="742"/>
-        <w:rPr>
-          <w:rFonts w:ascii="Arial" w:eastAsia="Arial" w:hAnsi="Arial" w:cs="Arial"/>
-          <w:sz w:val="24"/>
-          <w:szCs w:val="24"/>
-        </w:rPr>
-      </w:pPr>
-      <w:bookmarkStart w:id="0" w:name="_heading=h.jqbxymvdlm7a" w:colFirst="0" w:colLast="0"/>
-      <w:bookmarkEnd w:id="0"/>
-    </w:p>
-    <w:p/>
-    <w:p/>
-    <w:p/>
-    <w:p/>
-    <w:p/>
+        <w:t>Costo total del proyecto:</w:t>
+      </w:r>
+      <w:r>
+        <w:t xml:space="preserve"> </w:t>
+      </w:r>
+      <w:r>
+        <w:t>$12.626.250 COP</w:t>
+      </w:r>
+    </w:p>
     <w:p>
       <w:pPr>
         <w:spacing w:after="0" w:line="240" w:lineRule="auto"/>
@@ -2486,7 +7935,7 @@
     </w:p>
     <w:p/>
     <w:sectPr>
-      <w:headerReference w:type="default" r:id="rId8"/>
+      <w:headerReference w:type="default" r:id="rId9"/>
       <w:pgSz w:w="12240" w:h="15840"/>
       <w:pgMar w:top="1417" w:right="1701" w:bottom="1417" w:left="1701" w:header="708" w:footer="708" w:gutter="0"/>
       <w:pgNumType w:start="1"/>
